--- a/Theory/ConceptDraft.docx
+++ b/Theory/ConceptDraft.docx
@@ -8,6 +8,9 @@
           <w:rFonts w:ascii="Calibri" w:hAnsi="Calibri" w:cs="Calibri"/>
           <w:b/>
           <w:bCs/>
+          <w:sz w:val="28"/>
+          <w:szCs w:val="28"/>
+          <w:lang w:val="en-US"/>
         </w:rPr>
       </w:pPr>
       <w:r>
@@ -15,6 +18,9 @@
           <w:rFonts w:ascii="Calibri" w:hAnsi="Calibri" w:cs="Calibri"/>
           <w:b/>
           <w:bCs/>
+          <w:sz w:val="28"/>
+          <w:szCs w:val="28"/>
+          <w:lang w:val="en-US"/>
         </w:rPr>
         <w:t>Integrating Vision and Multimodal Language Models for Collaborative Building Footprint Quality Assessment</w:t>
       </w:r>
@@ -23,225 +29,264 @@
       <w:pPr>
         <w:rPr>
           <w:rFonts w:ascii="Calibri" w:hAnsi="Calibri" w:cs="Calibri"/>
-          <w:lang w:val="en-CH"/>
-        </w:rPr>
-      </w:pPr>
-      <w:r>
-        <w:rPr>
-          <w:rFonts w:ascii="Calibri" w:hAnsi="Calibri" w:cs="Calibri"/>
-          <w:lang w:val="en-CH"/>
-        </w:rPr>
-        <w:t>Extracting building footprints has been an important topic in remote sensing for many years. Most methods are based on deep learning and convolutional neural networks (</w:t>
+          <w:lang w:val="en-US"/>
+        </w:rPr>
+      </w:pPr>
+      <w:r>
+        <w:rPr>
+          <w:rFonts w:ascii="Calibri" w:hAnsi="Calibri" w:cs="Calibri"/>
+          <w:lang w:val="en-US"/>
+        </w:rPr>
+        <w:t>Extracting building footprints has been an important topic in remote sensing for many years. Most methods are based on deep learning and convolutional neural networks (CNNs), which are trained on large datasets for specific use cases (</w:t>
+      </w:r>
+      <w:r>
+        <w:rPr>
+          <w:rFonts w:ascii="Calibri" w:hAnsi="Calibri" w:cs="Calibri"/>
+          <w:lang w:val="en-US"/>
+        </w:rPr>
+        <w:t>Rastogi</w:t>
+      </w:r>
+      <w:r>
+        <w:rPr>
+          <w:rFonts w:ascii="Calibri" w:hAnsi="Calibri" w:cs="Calibri"/>
+          <w:lang w:val="en-US"/>
+        </w:rPr>
+        <w:t xml:space="preserve"> </w:t>
+      </w:r>
+      <w:r>
+        <w:rPr>
+          <w:rFonts w:ascii="Calibri" w:hAnsi="Calibri" w:cs="Calibri"/>
+          <w:lang w:val="en-US"/>
+        </w:rPr>
+        <w:t>et al., 202</w:t>
+      </w:r>
+      <w:r>
+        <w:rPr>
+          <w:rFonts w:ascii="Calibri" w:hAnsi="Calibri" w:cs="Calibri"/>
+          <w:lang w:val="en-US"/>
+        </w:rPr>
+        <w:t>2</w:t>
+      </w:r>
+      <w:r>
+        <w:rPr>
+          <w:rFonts w:ascii="Calibri" w:hAnsi="Calibri" w:cs="Calibri"/>
+          <w:lang w:val="en-US"/>
+        </w:rPr>
+        <w:t>; O’Shea &amp; Nash, 2015). These models have been used in many fields, such as disaster management, urban planning, and infrastructure monitoring (</w:t>
       </w:r>
       <w:proofErr w:type="spellStart"/>
       <w:r>
         <w:rPr>
           <w:rFonts w:ascii="Calibri" w:hAnsi="Calibri" w:cs="Calibri"/>
-          <w:lang w:val="en-CH"/>
-        </w:rPr>
-        <w:t>CNNs</w:t>
+          <w:lang w:val="en-US"/>
+        </w:rPr>
+        <w:t>Awrangjeb</w:t>
       </w:r>
       <w:proofErr w:type="spellEnd"/>
       <w:r>
         <w:rPr>
           <w:rFonts w:ascii="Calibri" w:hAnsi="Calibri" w:cs="Calibri"/>
-          <w:lang w:val="en-CH"/>
-        </w:rPr>
-        <w:t>), which are trained on large datasets for specific use cases (Luo et al., 2021; O’Shea &amp; Nash, 2015). These models have been used in many fields, such as disaster management, urban planning, and infrastructure monitoring (</w:t>
-      </w:r>
-      <w:proofErr w:type="spellStart"/>
-      <w:r>
-        <w:rPr>
-          <w:rFonts w:ascii="Calibri" w:hAnsi="Calibri" w:cs="Calibri"/>
-          <w:lang w:val="en-CH"/>
-        </w:rPr>
-        <w:t>Awrangjeb</w:t>
-      </w:r>
-      <w:proofErr w:type="spellEnd"/>
-      <w:r>
-        <w:rPr>
-          <w:rFonts w:ascii="Calibri" w:hAnsi="Calibri" w:cs="Calibri"/>
-          <w:lang w:val="en-CH"/>
-        </w:rPr>
-        <w:t xml:space="preserve"> et al., 2012). However, </w:t>
-      </w:r>
-      <w:proofErr w:type="spellStart"/>
-      <w:r>
-        <w:rPr>
-          <w:rFonts w:ascii="Calibri" w:hAnsi="Calibri" w:cs="Calibri"/>
-          <w:lang w:val="en-CH"/>
-        </w:rPr>
-        <w:t>CNNs</w:t>
-      </w:r>
-      <w:proofErr w:type="spellEnd"/>
-      <w:r>
-        <w:rPr>
-          <w:rFonts w:ascii="Calibri" w:hAnsi="Calibri" w:cs="Calibri"/>
-          <w:lang w:val="en-CH"/>
-        </w:rPr>
-        <w:t xml:space="preserve"> are limited because they need </w:t>
+          <w:lang w:val="en-US"/>
+        </w:rPr>
+        <w:t xml:space="preserve"> et al., 201</w:t>
+      </w:r>
+      <w:r>
+        <w:rPr>
+          <w:rFonts w:ascii="Calibri" w:hAnsi="Calibri" w:cs="Calibri"/>
+          <w:lang w:val="en-US"/>
+        </w:rPr>
+        <w:t>0</w:t>
+      </w:r>
+      <w:r>
+        <w:rPr>
+          <w:rFonts w:ascii="Calibri" w:hAnsi="Calibri" w:cs="Calibri"/>
+          <w:lang w:val="en-US"/>
+        </w:rPr>
+        <w:t xml:space="preserve">). However, CNNs are limited because they need </w:t>
       </w:r>
       <w:proofErr w:type="gramStart"/>
       <w:r>
         <w:rPr>
           <w:rFonts w:ascii="Calibri" w:hAnsi="Calibri" w:cs="Calibri"/>
-          <w:lang w:val="en-CH"/>
-        </w:rPr>
-        <w:t xml:space="preserve">large </w:t>
-      </w:r>
-      <w:proofErr w:type="spellStart"/>
-      <w:r>
-        <w:rPr>
-          <w:rFonts w:ascii="Calibri" w:hAnsi="Calibri" w:cs="Calibri"/>
-          <w:lang w:val="en-CH"/>
-        </w:rPr>
-        <w:t>labeled</w:t>
-      </w:r>
-      <w:proofErr w:type="spellEnd"/>
+          <w:lang w:val="en-US"/>
+        </w:rPr>
+        <w:t>large labeled</w:t>
+      </w:r>
       <w:proofErr w:type="gramEnd"/>
       <w:r>
         <w:rPr>
           <w:rFonts w:ascii="Calibri" w:hAnsi="Calibri" w:cs="Calibri"/>
-          <w:lang w:val="en-CH"/>
-        </w:rPr>
-        <w:t xml:space="preserve"> data and do not generalize well to new areas.</w:t>
+          <w:lang w:val="en-US"/>
+        </w:rPr>
+        <w:t xml:space="preserve"> data and do not generalize well </w:t>
+      </w:r>
+      <w:proofErr w:type="gramStart"/>
+      <w:r>
+        <w:rPr>
+          <w:rFonts w:ascii="Calibri" w:hAnsi="Calibri" w:cs="Calibri"/>
+          <w:lang w:val="en-US"/>
+        </w:rPr>
+        <w:t>to</w:t>
+      </w:r>
+      <w:proofErr w:type="gramEnd"/>
+      <w:r>
+        <w:rPr>
+          <w:rFonts w:ascii="Calibri" w:hAnsi="Calibri" w:cs="Calibri"/>
+          <w:lang w:val="en-US"/>
+        </w:rPr>
+        <w:t xml:space="preserve"> new areas.</w:t>
       </w:r>
     </w:p>
     <w:p>
       <w:pPr>
         <w:rPr>
           <w:rFonts w:ascii="Calibri" w:hAnsi="Calibri" w:cs="Calibri"/>
-          <w:lang w:val="en-CH"/>
-        </w:rPr>
-      </w:pPr>
-      <w:r>
-        <w:rPr>
-          <w:rFonts w:ascii="Calibri" w:hAnsi="Calibri" w:cs="Calibri"/>
-          <w:lang w:val="en-CH"/>
-        </w:rPr>
-        <w:t xml:space="preserve">In recent years, with the rise of artificial intelligence, researchers have started to use foundation models instead of classical </w:t>
+          <w:lang w:val="en-US"/>
+        </w:rPr>
+      </w:pPr>
+      <w:r>
+        <w:rPr>
+          <w:rFonts w:ascii="Calibri" w:hAnsi="Calibri" w:cs="Calibri"/>
+          <w:lang w:val="en-US"/>
+        </w:rPr>
+        <w:t xml:space="preserve">In recent years, with the rise of artificial intelligence, researchers have started to use foundation models instead of classical CNNs. The Dense Prediction Transformer (DPT) by </w:t>
+      </w:r>
+      <w:r>
+        <w:rPr>
+          <w:rFonts w:ascii="Calibri" w:hAnsi="Calibri" w:cs="Calibri"/>
+          <w:lang w:val="en-US"/>
+        </w:rPr>
+        <w:t>(</w:t>
       </w:r>
       <w:proofErr w:type="spellStart"/>
       <w:r>
         <w:rPr>
           <w:rFonts w:ascii="Calibri" w:hAnsi="Calibri" w:cs="Calibri"/>
-          <w:lang w:val="en-CH"/>
-        </w:rPr>
-        <w:t>CNNs</w:t>
+          <w:lang w:val="en-US"/>
+        </w:rPr>
+        <w:t>Ranftl</w:t>
       </w:r>
       <w:proofErr w:type="spellEnd"/>
       <w:r>
         <w:rPr>
           <w:rFonts w:ascii="Calibri" w:hAnsi="Calibri" w:cs="Calibri"/>
-          <w:lang w:val="en-CH"/>
-        </w:rPr>
-        <w:t xml:space="preserve">. The Dense Prediction Transformer (DPT) by </w:t>
-      </w:r>
-      <w:proofErr w:type="spellStart"/>
-      <w:r>
-        <w:rPr>
-          <w:rFonts w:ascii="Calibri" w:hAnsi="Calibri" w:cs="Calibri"/>
-          <w:lang w:val="en-CH"/>
-        </w:rPr>
-        <w:t>Ranftl</w:t>
-      </w:r>
-      <w:proofErr w:type="spellEnd"/>
-      <w:r>
-        <w:rPr>
-          <w:rFonts w:ascii="Calibri" w:hAnsi="Calibri" w:cs="Calibri"/>
-          <w:lang w:val="en-CH"/>
-        </w:rPr>
-        <w:t xml:space="preserve">, </w:t>
-      </w:r>
-      <w:proofErr w:type="spellStart"/>
-      <w:r>
-        <w:rPr>
-          <w:rFonts w:ascii="Calibri" w:hAnsi="Calibri" w:cs="Calibri"/>
-          <w:lang w:val="en-CH"/>
-        </w:rPr>
-        <w:t>Bochkovskiy</w:t>
-      </w:r>
-      <w:proofErr w:type="spellEnd"/>
-      <w:r>
-        <w:rPr>
-          <w:rFonts w:ascii="Calibri" w:hAnsi="Calibri" w:cs="Calibri"/>
-          <w:lang w:val="en-CH"/>
-        </w:rPr>
-        <w:t xml:space="preserve">, and Koltun (2021) was one of the first to show how transformer-based models can replace </w:t>
-      </w:r>
-      <w:proofErr w:type="spellStart"/>
-      <w:r>
-        <w:rPr>
-          <w:rFonts w:ascii="Calibri" w:hAnsi="Calibri" w:cs="Calibri"/>
-          <w:lang w:val="en-CH"/>
-        </w:rPr>
-        <w:t>CNNs</w:t>
-      </w:r>
-      <w:proofErr w:type="spellEnd"/>
-      <w:r>
-        <w:rPr>
-          <w:rFonts w:ascii="Calibri" w:hAnsi="Calibri" w:cs="Calibri"/>
-          <w:lang w:val="en-CH"/>
-        </w:rPr>
-        <w:t>. These new models can look at the whole image at once and make more coherent predictions.</w:t>
+          <w:lang w:val="en-US"/>
+        </w:rPr>
+        <w:t xml:space="preserve"> et al.,</w:t>
+      </w:r>
+      <w:r>
+        <w:rPr>
+          <w:rFonts w:ascii="Calibri" w:hAnsi="Calibri" w:cs="Calibri"/>
+          <w:lang w:val="en-US"/>
+        </w:rPr>
+        <w:t>2021) was one of the first to show how transformer-based models can replace CNNs. These new models can look at the whole image at once and make more coherent predictions.</w:t>
       </w:r>
     </w:p>
     <w:p>
       <w:pPr>
         <w:rPr>
           <w:rFonts w:ascii="Calibri" w:hAnsi="Calibri" w:cs="Calibri"/>
-          <w:lang w:val="en-CH"/>
-        </w:rPr>
-      </w:pPr>
-      <w:r>
-        <w:rPr>
-          <w:rFonts w:ascii="Calibri" w:hAnsi="Calibri" w:cs="Calibri"/>
-          <w:lang w:val="en-CH"/>
-        </w:rPr>
-        <w:t>Today, research is moving toward combining visual foundation models with multimodal large language models (</w:t>
-      </w:r>
-      <w:proofErr w:type="spellStart"/>
-      <w:r>
-        <w:rPr>
-          <w:rFonts w:ascii="Calibri" w:hAnsi="Calibri" w:cs="Calibri"/>
-          <w:lang w:val="en-CH"/>
-        </w:rPr>
-        <w:t>MLLMs</w:t>
-      </w:r>
-      <w:proofErr w:type="spellEnd"/>
-      <w:r>
-        <w:rPr>
-          <w:rFonts w:ascii="Calibri" w:hAnsi="Calibri" w:cs="Calibri"/>
-          <w:lang w:val="en-CH"/>
-        </w:rPr>
-        <w:t>) (Wu &amp; Gan, 2023). These models can understand both text and images and are being studied for how well they can process spatial data (Ji &amp; Gao, 2023) and interact with vision models (Wang et al., 2024). In remote sensing, first studies have started to combine these two types of models (Chen et al., 2024), usually so that the language model helps describe or guide what the visual model should segment.</w:t>
+          <w:lang w:val="en-US"/>
+        </w:rPr>
+      </w:pPr>
+      <w:r>
+        <w:rPr>
+          <w:rFonts w:ascii="Calibri" w:hAnsi="Calibri" w:cs="Calibri"/>
+          <w:lang w:val="en-US"/>
+        </w:rPr>
+        <w:t>Today, research is moving toward combining visual foundation models with multimodal large language models (MLLMs) (Wu &amp; Gan, 2023). These models can understand both text and images and are being studied for how well they can process spatial data (Ji</w:t>
+      </w:r>
+      <w:r>
+        <w:rPr>
+          <w:rFonts w:ascii="Calibri" w:hAnsi="Calibri" w:cs="Calibri"/>
+          <w:lang w:val="en-US"/>
+        </w:rPr>
+        <w:t xml:space="preserve"> et al.</w:t>
+      </w:r>
+      <w:r>
+        <w:rPr>
+          <w:rFonts w:ascii="Calibri" w:hAnsi="Calibri" w:cs="Calibri"/>
+          <w:lang w:val="en-US"/>
+        </w:rPr>
+        <w:t>, 202</w:t>
+      </w:r>
+      <w:r>
+        <w:rPr>
+          <w:rFonts w:ascii="Calibri" w:hAnsi="Calibri" w:cs="Calibri"/>
+          <w:lang w:val="en-US"/>
+        </w:rPr>
+        <w:t>5</w:t>
+      </w:r>
+      <w:r>
+        <w:rPr>
+          <w:rFonts w:ascii="Calibri" w:hAnsi="Calibri" w:cs="Calibri"/>
+          <w:lang w:val="en-US"/>
+        </w:rPr>
+        <w:t xml:space="preserve">) and interact with vision </w:t>
+      </w:r>
+      <w:proofErr w:type="gramStart"/>
+      <w:r>
+        <w:rPr>
+          <w:rFonts w:ascii="Calibri" w:hAnsi="Calibri" w:cs="Calibri"/>
+          <w:lang w:val="en-US"/>
+        </w:rPr>
+        <w:t>model</w:t>
+      </w:r>
+      <w:proofErr w:type="gramEnd"/>
+      <w:r>
+        <w:rPr>
+          <w:rFonts w:ascii="Calibri" w:hAnsi="Calibri" w:cs="Calibri"/>
+          <w:lang w:val="en-US"/>
+        </w:rPr>
+        <w:t>. In remote sensing, first studies have started to combine these two types of models (</w:t>
+      </w:r>
+      <w:r>
+        <w:rPr>
+          <w:rFonts w:ascii="Calibri" w:hAnsi="Calibri" w:cs="Calibri"/>
+          <w:lang w:val="en-US"/>
+        </w:rPr>
+        <w:t>Zhou</w:t>
+      </w:r>
+      <w:r>
+        <w:rPr>
+          <w:rFonts w:ascii="Calibri" w:hAnsi="Calibri" w:cs="Calibri"/>
+          <w:lang w:val="en-US"/>
+        </w:rPr>
+        <w:t xml:space="preserve"> </w:t>
+      </w:r>
+      <w:r>
+        <w:rPr>
+          <w:rFonts w:ascii="Calibri" w:hAnsi="Calibri" w:cs="Calibri"/>
+          <w:lang w:val="en-US"/>
+        </w:rPr>
+        <w:t>et al., 2024), usually so that the language model helps describe or guide what the visual model should segment.</w:t>
       </w:r>
     </w:p>
     <w:p>
       <w:pPr>
         <w:rPr>
           <w:rFonts w:ascii="Calibri" w:hAnsi="Calibri" w:cs="Calibri"/>
-          <w:lang w:val="en-CH"/>
-        </w:rPr>
-      </w:pPr>
-      <w:r>
-        <w:rPr>
-          <w:rFonts w:ascii="Calibri" w:hAnsi="Calibri" w:cs="Calibri"/>
-          <w:lang w:val="en-CH"/>
+          <w:lang w:val="en-US"/>
+        </w:rPr>
+      </w:pPr>
+      <w:r>
+        <w:rPr>
+          <w:rFonts w:ascii="Calibri" w:hAnsi="Calibri" w:cs="Calibri"/>
+          <w:lang w:val="en-US"/>
         </w:rPr>
         <w:t>My project takes a different approach. Instead of using the language model to control the vision model, I want to generate rough building polygons with a visual foundation model and then use a multimodal language model to check and evaluate them. The language model will identify possible errors and suggest how to improve the polygons. This is my research gap combining these two model types in a new way. Although the focus is on building footprints, the same idea could also be used for other remote sensing quality checks.</w:t>
       </w:r>
     </w:p>
     <w:p>
       <w:pPr>
-        <w:pStyle w:val="ListParagraph"/>
+        <w:pStyle w:val="Listenabsatz"/>
         <w:numPr>
           <w:ilvl w:val="0"/>
           <w:numId w:val="10"/>
         </w:numPr>
         <w:rPr>
           <w:rFonts w:ascii="Calibri" w:hAnsi="Calibri" w:cs="Calibri"/>
-          <w:lang w:val="en-CH"/>
+          <w:lang w:val="en-US"/>
         </w:rPr>
       </w:pPr>
       <w:r>
@@ -249,51 +294,35 @@
           <w:rFonts w:ascii="Calibri" w:hAnsi="Calibri" w:cs="Calibri"/>
           <w:b/>
           <w:bCs/>
-          <w:lang w:val="en-CH"/>
+          <w:lang w:val="en-US"/>
         </w:rPr>
         <w:t>RQ1</w:t>
       </w:r>
       <w:r>
         <w:rPr>
           <w:rFonts w:ascii="Calibri" w:hAnsi="Calibri" w:cs="Calibri"/>
-          <w:lang w:val="en-CH"/>
+          <w:lang w:val="en-US"/>
         </w:rPr>
         <w:t xml:space="preserve">: </w:t>
       </w:r>
       <w:r>
         <w:rPr>
           <w:rFonts w:ascii="Calibri" w:hAnsi="Calibri" w:cs="Calibri"/>
-          <w:lang w:val="en-CH"/>
-        </w:rPr>
-        <w:t xml:space="preserve">How accurately can </w:t>
-      </w:r>
-      <w:proofErr w:type="spellStart"/>
-      <w:r>
-        <w:rPr>
-          <w:rFonts w:ascii="Calibri" w:hAnsi="Calibri" w:cs="Calibri"/>
-          <w:lang w:val="en-CH"/>
-        </w:rPr>
-        <w:t>MLLMs</w:t>
-      </w:r>
-      <w:proofErr w:type="spellEnd"/>
-      <w:r>
-        <w:rPr>
-          <w:rFonts w:ascii="Calibri" w:hAnsi="Calibri" w:cs="Calibri"/>
-          <w:lang w:val="en-CH"/>
-        </w:rPr>
-        <w:t xml:space="preserve"> detect and describe typical geometric errors in building polygons?</w:t>
+          <w:lang w:val="en-US"/>
+        </w:rPr>
+        <w:t>How accurately can MLLMs detect and describe typical geometric errors in building polygons?</w:t>
       </w:r>
     </w:p>
     <w:p>
       <w:pPr>
-        <w:pStyle w:val="ListParagraph"/>
+        <w:pStyle w:val="Listenabsatz"/>
         <w:numPr>
           <w:ilvl w:val="0"/>
           <w:numId w:val="10"/>
         </w:numPr>
         <w:rPr>
           <w:rFonts w:ascii="Calibri" w:hAnsi="Calibri" w:cs="Calibri"/>
-          <w:lang w:val="en-CH"/>
+          <w:lang w:val="en-US"/>
         </w:rPr>
       </w:pPr>
       <w:r>
@@ -301,44 +330,35 @@
           <w:rFonts w:ascii="Calibri" w:hAnsi="Calibri" w:cs="Calibri"/>
           <w:b/>
           <w:bCs/>
-          <w:lang w:val="en-CH"/>
-        </w:rPr>
-        <w:t>RQ</w:t>
-      </w:r>
-      <w:r>
-        <w:rPr>
-          <w:rFonts w:ascii="Calibri" w:hAnsi="Calibri" w:cs="Calibri"/>
-          <w:b/>
-          <w:bCs/>
-          <w:lang w:val="en-CH"/>
-        </w:rPr>
-        <w:t>2</w:t>
-      </w:r>
-      <w:r>
-        <w:rPr>
-          <w:rFonts w:ascii="Calibri" w:hAnsi="Calibri" w:cs="Calibri"/>
-          <w:lang w:val="en-CH"/>
+          <w:lang w:val="en-US"/>
+        </w:rPr>
+        <w:t>RQ2</w:t>
+      </w:r>
+      <w:r>
+        <w:rPr>
+          <w:rFonts w:ascii="Calibri" w:hAnsi="Calibri" w:cs="Calibri"/>
+          <w:lang w:val="en-US"/>
         </w:rPr>
         <w:t xml:space="preserve">: </w:t>
       </w:r>
       <w:r>
         <w:rPr>
           <w:rFonts w:ascii="Calibri" w:hAnsi="Calibri" w:cs="Calibri"/>
-          <w:lang w:val="en-CH"/>
+          <w:lang w:val="en-US"/>
         </w:rPr>
         <w:t>How can the feedback from an MLLM be converted into spatial prompts to refine segmentation results?</w:t>
       </w:r>
     </w:p>
     <w:p>
       <w:pPr>
-        <w:pStyle w:val="ListParagraph"/>
+        <w:pStyle w:val="Listenabsatz"/>
         <w:numPr>
           <w:ilvl w:val="0"/>
           <w:numId w:val="10"/>
         </w:numPr>
         <w:rPr>
           <w:rFonts w:ascii="Calibri" w:hAnsi="Calibri" w:cs="Calibri"/>
-          <w:lang w:val="en-CH"/>
+          <w:lang w:val="en-US"/>
         </w:rPr>
       </w:pPr>
       <w:r>
@@ -346,69 +366,53 @@
           <w:rFonts w:ascii="Calibri" w:hAnsi="Calibri" w:cs="Calibri"/>
           <w:b/>
           <w:bCs/>
-          <w:lang w:val="en-CH"/>
-        </w:rPr>
-        <w:t>RQ</w:t>
-      </w:r>
-      <w:r>
-        <w:rPr>
-          <w:rFonts w:ascii="Calibri" w:hAnsi="Calibri" w:cs="Calibri"/>
-          <w:b/>
-          <w:bCs/>
-          <w:lang w:val="en-CH"/>
-        </w:rPr>
-        <w:t>3</w:t>
-      </w:r>
-      <w:r>
-        <w:rPr>
-          <w:rFonts w:ascii="Calibri" w:hAnsi="Calibri" w:cs="Calibri"/>
-          <w:lang w:val="en-CH"/>
+          <w:lang w:val="en-US"/>
+        </w:rPr>
+        <w:t>RQ3</w:t>
+      </w:r>
+      <w:proofErr w:type="gramStart"/>
+      <w:r>
+        <w:rPr>
+          <w:rFonts w:ascii="Calibri" w:hAnsi="Calibri" w:cs="Calibri"/>
+          <w:lang w:val="en-US"/>
         </w:rPr>
         <w:t xml:space="preserve">: </w:t>
       </w:r>
       <w:r>
         <w:rPr>
           <w:rFonts w:ascii="Calibri" w:hAnsi="Calibri" w:cs="Calibri"/>
-          <w:lang w:val="en-CH"/>
-        </w:rPr>
-        <w:t xml:space="preserve"> How does the combined pipeline perform compared to conventional CNN-based approaches?</w:t>
+          <w:lang w:val="en-US"/>
+        </w:rPr>
+        <w:t xml:space="preserve"> How</w:t>
+      </w:r>
+      <w:proofErr w:type="gramEnd"/>
+      <w:r>
+        <w:rPr>
+          <w:rFonts w:ascii="Calibri" w:hAnsi="Calibri" w:cs="Calibri"/>
+          <w:lang w:val="en-US"/>
+        </w:rPr>
+        <w:t xml:space="preserve"> does the combined pipeline perform compared to conventional CNN-based approaches?</w:t>
       </w:r>
     </w:p>
     <w:p>
       <w:pPr>
         <w:rPr>
           <w:rFonts w:ascii="Calibri" w:hAnsi="Calibri" w:cs="Calibri"/>
-          <w:lang w:val="en-CH"/>
-        </w:rPr>
-      </w:pPr>
-      <w:r>
-        <w:rPr>
-          <w:rFonts w:ascii="Calibri" w:hAnsi="Calibri" w:cs="Calibri"/>
-          <w:lang w:val="en-CH"/>
-        </w:rPr>
-        <w:t xml:space="preserve">I tested this approach using two foundation models. As the multimodal large language model (MLLM), I used the OpenAI API with GPT-5, and as the visual model, I used SAM. Both models are pretrained on a large amount of data (see </w:t>
-      </w:r>
-      <w:r>
-        <w:rPr>
-          <w:rFonts w:ascii="Calibri" w:hAnsi="Calibri" w:cs="Calibri"/>
-          <w:i/>
-          <w:iCs/>
-          <w:lang w:val="en-CH"/>
-        </w:rPr>
-        <w:t>On the Opportunities and Risks of Foundation Models</w:t>
-      </w:r>
-      <w:r>
-        <w:rPr>
-          <w:rFonts w:ascii="Calibri" w:hAnsi="Calibri" w:cs="Calibri"/>
-          <w:lang w:val="en-CH"/>
-        </w:rPr>
-        <w:t xml:space="preserve">, </w:t>
+          <w:lang w:val="en-US"/>
+        </w:rPr>
+      </w:pPr>
+      <w:r>
+        <w:rPr>
+          <w:rFonts w:ascii="Calibri" w:hAnsi="Calibri" w:cs="Calibri"/>
+          <w:lang w:val="en-US"/>
+        </w:rPr>
+        <w:t>I tested this approach using two foundation models. As the multimodal large language model (MLLM), I used the OpenAI API with GPT-5, and as the visual model, I used SAM. Both models are pretrained on a large amount of data (</w:t>
       </w:r>
       <w:proofErr w:type="spellStart"/>
       <w:r>
         <w:rPr>
           <w:rFonts w:ascii="Calibri" w:hAnsi="Calibri" w:cs="Calibri"/>
-          <w:lang w:val="en-CH"/>
+          <w:lang w:val="en-US"/>
         </w:rPr>
         <w:t>Bommasani</w:t>
       </w:r>
@@ -416,22 +420,23 @@
       <w:r>
         <w:rPr>
           <w:rFonts w:ascii="Calibri" w:hAnsi="Calibri" w:cs="Calibri"/>
-          <w:lang w:val="en-CH"/>
+          <w:lang w:val="en-US"/>
         </w:rPr>
         <w:t xml:space="preserve"> et al., 2021) and therefore do not necessarily require additional fine-tuning.</w:t>
       </w:r>
     </w:p>
     <w:p>
       <w:pPr>
-        <w:rPr>
-          <w:rFonts w:ascii="Calibri" w:hAnsi="Calibri" w:cs="Calibri"/>
-          <w:lang w:val="en-CH"/>
+        <w:keepNext/>
+        <w:rPr>
+          <w:lang w:val="en-US"/>
         </w:rPr>
       </w:pPr>
       <w:r>
         <w:rPr>
           <w:rFonts w:ascii="Calibri" w:hAnsi="Calibri" w:cs="Calibri"/>
           <w:noProof/>
+          <w:lang w:val="en-US"/>
         </w:rPr>
         <w:lastRenderedPageBreak/>
         <w:drawing>
@@ -450,7 +455,7 @@
                     <pic:cNvPicPr/>
                   </pic:nvPicPr>
                   <pic:blipFill>
-                    <a:blip r:embed="rId7"/>
+                    <a:blip r:embed="rId8"/>
                     <a:stretch>
                       <a:fillRect/>
                     </a:stretch>
@@ -473,236 +478,248 @@
     </w:p>
     <w:p>
       <w:pPr>
-        <w:rPr>
-          <w:rFonts w:ascii="Calibri" w:hAnsi="Calibri" w:cs="Calibri"/>
-          <w:lang w:val="en-CH"/>
-        </w:rPr>
-      </w:pPr>
-      <w:r>
-        <w:rPr>
-          <w:rFonts w:ascii="Calibri" w:hAnsi="Calibri" w:cs="Calibri"/>
-          <w:lang w:val="en-CH"/>
-        </w:rPr>
-        <w:t xml:space="preserve">For the final master’s thesis, it still needs to be decided whether foundation models such as SAM, GPT, </w:t>
-      </w:r>
-      <w:proofErr w:type="spellStart"/>
-      <w:r>
-        <w:rPr>
-          <w:rFonts w:ascii="Calibri" w:hAnsi="Calibri" w:cs="Calibri"/>
-          <w:lang w:val="en-CH"/>
-        </w:rPr>
-        <w:t>LLaVA</w:t>
-      </w:r>
-      <w:proofErr w:type="spellEnd"/>
-      <w:r>
-        <w:rPr>
-          <w:rFonts w:ascii="Calibri" w:hAnsi="Calibri" w:cs="Calibri"/>
-          <w:lang w:val="en-CH"/>
-        </w:rPr>
-        <w:t xml:space="preserve"> 1.6 / 1.7 (Vicuna-13B), or </w:t>
-      </w:r>
-      <w:proofErr w:type="spellStart"/>
-      <w:r>
-        <w:rPr>
-          <w:rFonts w:ascii="Calibri" w:hAnsi="Calibri" w:cs="Calibri"/>
-          <w:lang w:val="en-CH"/>
-        </w:rPr>
-        <w:t>InternVL</w:t>
-      </w:r>
-      <w:proofErr w:type="spellEnd"/>
-      <w:r>
-        <w:rPr>
-          <w:rFonts w:ascii="Calibri" w:hAnsi="Calibri" w:cs="Calibri"/>
-          <w:lang w:val="en-CH"/>
-        </w:rPr>
-        <w:t xml:space="preserve"> 2 (20B) will be used, or if instead specific models will be trained for this task (e.g., </w:t>
-      </w:r>
-      <w:proofErr w:type="spellStart"/>
-      <w:r>
-        <w:rPr>
-          <w:rFonts w:ascii="Calibri" w:hAnsi="Calibri" w:cs="Calibri"/>
-          <w:lang w:val="en-CH"/>
-        </w:rPr>
-        <w:t>LaMa</w:t>
-      </w:r>
-      <w:proofErr w:type="spellEnd"/>
-      <w:r>
-        <w:rPr>
-          <w:rFonts w:ascii="Calibri" w:hAnsi="Calibri" w:cs="Calibri"/>
-          <w:lang w:val="en-CH"/>
-        </w:rPr>
-        <w:t xml:space="preserve"> v or similar architectures).</w:t>
+        <w:pStyle w:val="Beschriftung"/>
+        <w:rPr>
+          <w:rFonts w:ascii="Calibri" w:hAnsi="Calibri" w:cs="Calibri"/>
+          <w:lang w:val="en-US"/>
+        </w:rPr>
+      </w:pPr>
+      <w:r>
+        <w:rPr>
+          <w:lang w:val="en-US"/>
+        </w:rPr>
+        <w:t xml:space="preserve">Figure </w:t>
+      </w:r>
+      <w:r>
+        <w:rPr>
+          <w:lang w:val="en-US"/>
+        </w:rPr>
+        <w:fldChar w:fldCharType="begin"/>
+      </w:r>
+      <w:r>
+        <w:rPr>
+          <w:lang w:val="en-US"/>
+        </w:rPr>
+        <w:instrText xml:space="preserve"> SEQ Figure \* ARABIC </w:instrText>
+      </w:r>
+      <w:r>
+        <w:rPr>
+          <w:lang w:val="en-US"/>
+        </w:rPr>
+        <w:fldChar w:fldCharType="separate"/>
+      </w:r>
+      <w:r>
+        <w:rPr>
+          <w:noProof/>
+          <w:lang w:val="en-US"/>
+        </w:rPr>
+        <w:t>1</w:t>
+      </w:r>
+      <w:r>
+        <w:rPr>
+          <w:lang w:val="en-US"/>
+        </w:rPr>
+        <w:fldChar w:fldCharType="end"/>
+      </w:r>
+      <w:r>
+        <w:rPr>
+          <w:lang w:val="en-US"/>
+        </w:rPr>
+        <w:t xml:space="preserve"> </w:t>
+      </w:r>
+      <w:r>
+        <w:rPr>
+          <w:lang w:val="en-US"/>
+        </w:rPr>
+        <w:t>Overview of the tested workflow. Raw Extraction shows the initially generated building polygon with an overlaid grid used for MLLM processing. MLLM QA illustrates the quality assessment step, where the multimodal language model identifies and suggests geometric improvements. Refined Result displays the final building footprint after applying the suggested refinements (in solid red).</w:t>
       </w:r>
     </w:p>
     <w:p>
       <w:pPr>
         <w:rPr>
           <w:rFonts w:ascii="Calibri" w:hAnsi="Calibri" w:cs="Calibri"/>
-          <w:lang w:val="en-CH"/>
-        </w:rPr>
-      </w:pPr>
-      <w:r>
-        <w:rPr>
-          <w:rFonts w:ascii="Calibri" w:hAnsi="Calibri" w:cs="Calibri"/>
-          <w:lang w:val="en-CH"/>
-        </w:rPr>
-        <w:t xml:space="preserve">As a reference and benchmark, the TLM model from </w:t>
+          <w:lang w:val="en-US"/>
+        </w:rPr>
+      </w:pPr>
+      <w:r>
+        <w:rPr>
+          <w:rFonts w:ascii="Calibri" w:hAnsi="Calibri" w:cs="Calibri"/>
+          <w:lang w:val="en-US"/>
+        </w:rPr>
+        <w:t xml:space="preserve">For the final master’s thesis, it still needs to be decided whether foundation models such as SAM, GPT, </w:t>
       </w:r>
       <w:proofErr w:type="spellStart"/>
       <w:r>
         <w:rPr>
           <w:rFonts w:ascii="Calibri" w:hAnsi="Calibri" w:cs="Calibri"/>
-          <w:lang w:val="en-CH"/>
-        </w:rPr>
-        <w:t>swisstopo</w:t>
+          <w:lang w:val="en-US"/>
+        </w:rPr>
+        <w:t>LLaVA</w:t>
       </w:r>
       <w:proofErr w:type="spellEnd"/>
       <w:r>
         <w:rPr>
           <w:rFonts w:ascii="Calibri" w:hAnsi="Calibri" w:cs="Calibri"/>
-          <w:lang w:val="en-CH"/>
-        </w:rPr>
-        <w:t xml:space="preserve"> will be used together with </w:t>
+          <w:lang w:val="en-US"/>
+        </w:rPr>
+        <w:t xml:space="preserve"> 1.6 / 1.7 (Vicuna-13B), or </w:t>
       </w:r>
       <w:proofErr w:type="spellStart"/>
       <w:r>
         <w:rPr>
           <w:rFonts w:ascii="Calibri" w:hAnsi="Calibri" w:cs="Calibri"/>
-          <w:lang w:val="en-CH"/>
-        </w:rPr>
-        <w:t>swisstopo</w:t>
+          <w:lang w:val="en-US"/>
+        </w:rPr>
+        <w:t>InternVL</w:t>
       </w:r>
       <w:proofErr w:type="spellEnd"/>
       <w:r>
         <w:rPr>
           <w:rFonts w:ascii="Calibri" w:hAnsi="Calibri" w:cs="Calibri"/>
-          <w:lang w:val="en-CH"/>
-        </w:rPr>
-        <w:t xml:space="preserve"> aerial imagery </w:t>
-      </w:r>
-      <w:proofErr w:type="gramStart"/>
-      <w:r>
-        <w:rPr>
-          <w:rFonts w:ascii="Calibri" w:hAnsi="Calibri" w:cs="Calibri"/>
-          <w:lang w:val="en-CH"/>
-        </w:rPr>
-        <w:t>(</w:t>
-      </w:r>
-      <w:r>
-        <w:rPr>
-          <w:rFonts w:ascii="Calibri" w:hAnsi="Calibri" w:cs="Calibri"/>
-          <w:lang w:val="en-CH"/>
-        </w:rPr>
-        <w:t xml:space="preserve"> .....</w:t>
-      </w:r>
-      <w:proofErr w:type="gramEnd"/>
-      <w:r>
-        <w:rPr>
-          <w:rFonts w:ascii="Calibri" w:hAnsi="Calibri" w:cs="Calibri"/>
-          <w:lang w:val="en-CH"/>
-        </w:rPr>
-        <w:t>). The dataset is subject to licensing agreements that restrict its use with commercial services such as the OpenAI API</w:t>
-      </w:r>
-      <w:r>
-        <w:rPr>
-          <w:rFonts w:ascii="Calibri" w:hAnsi="Calibri" w:cs="Calibri"/>
-          <w:lang w:val="en-CH"/>
-        </w:rPr>
-        <w:t xml:space="preserve"> </w:t>
-      </w:r>
-      <w:proofErr w:type="gramStart"/>
-      <w:r>
-        <w:rPr>
-          <w:rFonts w:ascii="Calibri" w:hAnsi="Calibri" w:cs="Calibri"/>
-          <w:lang w:val="en-CH"/>
-        </w:rPr>
-        <w:t>(</w:t>
-      </w:r>
-      <w:r>
-        <w:rPr>
-          <w:rFonts w:ascii="Calibri" w:hAnsi="Calibri" w:cs="Calibri"/>
-          <w:lang w:val="en-CH"/>
-        </w:rPr>
-        <w:t xml:space="preserve"> link</w:t>
-      </w:r>
-      <w:proofErr w:type="gramEnd"/>
-      <w:r>
-        <w:rPr>
-          <w:rFonts w:ascii="Calibri" w:hAnsi="Calibri" w:cs="Calibri"/>
-          <w:lang w:val="en-CH"/>
-        </w:rPr>
-        <w:t xml:space="preserve"> to agreement licencing</w:t>
-      </w:r>
-      <w:r>
-        <w:rPr>
-          <w:rFonts w:ascii="Calibri" w:hAnsi="Calibri" w:cs="Calibri"/>
-          <w:lang w:val="en-CH"/>
-        </w:rPr>
-        <w:t>).</w:t>
-      </w:r>
-      <w:r>
-        <w:rPr>
-          <w:rFonts w:ascii="Calibri" w:hAnsi="Calibri" w:cs="Calibri"/>
-          <w:lang w:val="en-CH"/>
-        </w:rPr>
-        <w:t xml:space="preserve"> </w:t>
-      </w:r>
-      <w:r>
-        <w:rPr>
-          <w:rFonts w:ascii="Calibri" w:hAnsi="Calibri" w:cs="Calibri"/>
-          <w:lang w:val="en-CH"/>
-        </w:rPr>
-        <w:t xml:space="preserve">Therefore, the goal is to use an open-source multimodal model that can be run locally in a Docker </w:t>
-      </w:r>
-      <w:proofErr w:type="gramStart"/>
-      <w:r>
-        <w:rPr>
-          <w:rFonts w:ascii="Calibri" w:hAnsi="Calibri" w:cs="Calibri"/>
-          <w:lang w:val="en-CH"/>
-        </w:rPr>
-        <w:t>container</w:t>
-      </w:r>
-      <w:r>
-        <w:rPr>
-          <w:rFonts w:ascii="Calibri" w:hAnsi="Calibri" w:cs="Calibri"/>
-          <w:lang w:val="en-CH"/>
-        </w:rPr>
-        <w:t xml:space="preserve"> </w:t>
-      </w:r>
-      <w:r>
-        <w:rPr>
-          <w:rFonts w:ascii="Calibri" w:hAnsi="Calibri" w:cs="Calibri"/>
-          <w:lang w:val="en-CH"/>
-        </w:rPr>
-        <w:t xml:space="preserve"> or</w:t>
-      </w:r>
-      <w:proofErr w:type="gramEnd"/>
-      <w:r>
-        <w:rPr>
-          <w:rFonts w:ascii="Calibri" w:hAnsi="Calibri" w:cs="Calibri"/>
-          <w:lang w:val="en-CH"/>
-        </w:rPr>
-        <w:t xml:space="preserve"> on a Swiss-based server to ensure compliance with data protection and licensing requirements.</w:t>
+          <w:lang w:val="en-US"/>
+        </w:rPr>
+        <w:t xml:space="preserve"> 2 (20B) will be used, or if instead specific models will be trained for this task (e.g., </w:t>
+      </w:r>
+      <w:proofErr w:type="spellStart"/>
+      <w:r>
+        <w:rPr>
+          <w:rFonts w:ascii="Calibri" w:hAnsi="Calibri" w:cs="Calibri"/>
+          <w:lang w:val="en-US"/>
+        </w:rPr>
+        <w:t>LaMa</w:t>
+      </w:r>
+      <w:proofErr w:type="spellEnd"/>
+      <w:r>
+        <w:rPr>
+          <w:rFonts w:ascii="Calibri" w:hAnsi="Calibri" w:cs="Calibri"/>
+          <w:lang w:val="en-US"/>
+        </w:rPr>
+        <w:t xml:space="preserve"> v or similar architectures).</w:t>
       </w:r>
     </w:p>
     <w:p>
       <w:pPr>
         <w:rPr>
           <w:rFonts w:ascii="Calibri" w:hAnsi="Calibri" w:cs="Calibri"/>
-          <w:lang w:val="en-CH"/>
-        </w:rPr>
-      </w:pPr>
-      <w:r>
-        <w:rPr>
-          <w:rFonts w:ascii="Calibri" w:hAnsi="Calibri" w:cs="Calibri"/>
-          <w:lang w:val="en-CH"/>
+          <w:lang w:val="en-US"/>
+        </w:rPr>
+      </w:pPr>
+      <w:r>
+        <w:rPr>
+          <w:rFonts w:ascii="Calibri" w:hAnsi="Calibri" w:cs="Calibri"/>
+          <w:lang w:val="en-US"/>
+        </w:rPr>
+        <w:t xml:space="preserve">As a reference and benchmark, the TLM model from </w:t>
+      </w:r>
+      <w:proofErr w:type="spellStart"/>
+      <w:r>
+        <w:rPr>
+          <w:rFonts w:ascii="Calibri" w:hAnsi="Calibri" w:cs="Calibri"/>
+          <w:lang w:val="en-US"/>
+        </w:rPr>
+        <w:t>swisstopo</w:t>
+      </w:r>
+      <w:proofErr w:type="spellEnd"/>
+      <w:r>
+        <w:rPr>
+          <w:rFonts w:ascii="Calibri" w:hAnsi="Calibri" w:cs="Calibri"/>
+          <w:lang w:val="en-US"/>
+        </w:rPr>
+        <w:t xml:space="preserve"> will be used together with </w:t>
+      </w:r>
+      <w:proofErr w:type="spellStart"/>
+      <w:r>
+        <w:rPr>
+          <w:rFonts w:ascii="Calibri" w:hAnsi="Calibri" w:cs="Calibri"/>
+          <w:lang w:val="en-US"/>
+        </w:rPr>
+        <w:t>swisstopo</w:t>
+      </w:r>
+      <w:proofErr w:type="spellEnd"/>
+      <w:r>
+        <w:rPr>
+          <w:rFonts w:ascii="Calibri" w:hAnsi="Calibri" w:cs="Calibri"/>
+          <w:lang w:val="en-US"/>
+        </w:rPr>
+        <w:t xml:space="preserve"> aerial imagery (</w:t>
+      </w:r>
+      <w:r>
+        <w:rPr>
+          <w:rFonts w:ascii="Calibri" w:hAnsi="Calibri" w:cs="Calibri"/>
+          <w:lang w:val="en-US"/>
+        </w:rPr>
+        <w:t>https://www.swisstopo.admin.ch/en/orthoimage-swissimage-10</w:t>
+      </w:r>
+      <w:r>
+        <w:rPr>
+          <w:rFonts w:ascii="Calibri" w:hAnsi="Calibri" w:cs="Calibri"/>
+          <w:lang w:val="en-US"/>
+        </w:rPr>
+        <w:t xml:space="preserve">) </w:t>
+      </w:r>
+      <w:r>
+        <w:rPr>
+          <w:rFonts w:ascii="Calibri" w:hAnsi="Calibri" w:cs="Calibri"/>
+          <w:lang w:val="en-US"/>
+        </w:rPr>
+        <w:t xml:space="preserve">The dataset is subject to licensing agreements that restrict its use with commercial services such as the OpenAI API </w:t>
+      </w:r>
+      <w:proofErr w:type="gramStart"/>
+      <w:r>
+        <w:rPr>
+          <w:rFonts w:ascii="Calibri" w:hAnsi="Calibri" w:cs="Calibri"/>
+          <w:lang w:val="en-US"/>
+        </w:rPr>
+        <w:t xml:space="preserve">( </w:t>
+      </w:r>
+      <w:r>
+        <w:rPr>
+          <w:rFonts w:ascii="Calibri" w:hAnsi="Calibri" w:cs="Calibri"/>
+          <w:lang w:val="en-US"/>
+        </w:rPr>
+        <w:t>https://www.swisstopo.admin.ch/en/terms-of-use-free-geodata-and-geoservices</w:t>
+      </w:r>
+      <w:proofErr w:type="gramEnd"/>
+      <w:r>
+        <w:rPr>
+          <w:rFonts w:ascii="Calibri" w:hAnsi="Calibri" w:cs="Calibri"/>
+          <w:lang w:val="en-US"/>
+        </w:rPr>
+        <w:t xml:space="preserve">). Therefore, the goal is to use an open-source multimodal model that can be run locally in a Docker </w:t>
+      </w:r>
+      <w:r>
+        <w:rPr>
+          <w:rFonts w:ascii="Calibri" w:hAnsi="Calibri" w:cs="Calibri"/>
+          <w:lang w:val="en-US"/>
+        </w:rPr>
+        <w:t>container or</w:t>
+      </w:r>
+      <w:r>
+        <w:rPr>
+          <w:rFonts w:ascii="Calibri" w:hAnsi="Calibri" w:cs="Calibri"/>
+          <w:lang w:val="en-US"/>
+        </w:rPr>
+        <w:t xml:space="preserve"> on a Swiss-based server to ensure compliance with data protection and licensing requirements.</w:t>
+      </w:r>
+    </w:p>
+    <w:p>
+      <w:pPr>
+        <w:rPr>
+          <w:rFonts w:ascii="Calibri" w:hAnsi="Calibri" w:cs="Calibri"/>
+          <w:lang w:val="en-US"/>
+        </w:rPr>
+      </w:pPr>
+      <w:r>
+        <w:rPr>
+          <w:rFonts w:ascii="Calibri" w:hAnsi="Calibri" w:cs="Calibri"/>
+          <w:lang w:val="en-US"/>
         </w:rPr>
         <w:t>Regarding the motivation and purpose of this work:</w:t>
       </w:r>
       <w:r>
         <w:rPr>
           <w:rFonts w:ascii="Calibri" w:hAnsi="Calibri" w:cs="Calibri"/>
-          <w:lang w:val="en-CH"/>
+          <w:lang w:val="en-US"/>
         </w:rPr>
         <w:br/>
         <w:t xml:space="preserve">The task of building footprint extraction originates from the geospatial industry, for example at </w:t>
@@ -711,7 +728,7 @@
       <w:r>
         <w:rPr>
           <w:rFonts w:ascii="Calibri" w:hAnsi="Calibri" w:cs="Calibri"/>
-          <w:lang w:val="en-CH"/>
+          <w:lang w:val="en-US"/>
         </w:rPr>
         <w:t>swisstopo</w:t>
       </w:r>
@@ -719,49 +736,49 @@
       <w:r>
         <w:rPr>
           <w:rFonts w:ascii="Calibri" w:hAnsi="Calibri" w:cs="Calibri"/>
-          <w:lang w:val="en-CH"/>
+          <w:lang w:val="en-US"/>
         </w:rPr>
         <w:t>, where</w:t>
       </w:r>
       <w:r>
         <w:rPr>
           <w:rFonts w:ascii="Calibri" w:hAnsi="Calibri" w:cs="Calibri"/>
-          <w:lang w:val="en-CH"/>
+          <w:lang w:val="en-US"/>
         </w:rPr>
         <w:t xml:space="preserve"> </w:t>
       </w:r>
       <w:r>
         <w:rPr>
           <w:rFonts w:ascii="Calibri" w:hAnsi="Calibri" w:cs="Calibri"/>
-          <w:lang w:val="en-CH"/>
+          <w:lang w:val="en-US"/>
         </w:rPr>
         <w:t xml:space="preserve">according to a short informal interview with </w:t>
       </w:r>
       <w:r>
         <w:rPr>
           <w:rFonts w:ascii="Calibri" w:hAnsi="Calibri" w:cs="Calibri"/>
-          <w:lang w:val="en-CH"/>
+          <w:lang w:val="en-US"/>
         </w:rPr>
         <w:t xml:space="preserve">an </w:t>
       </w:r>
       <w:r>
         <w:rPr>
           <w:rFonts w:ascii="Calibri" w:hAnsi="Calibri" w:cs="Calibri"/>
-          <w:lang w:val="en-CH"/>
+          <w:lang w:val="en-US"/>
         </w:rPr>
         <w:t>operator</w:t>
       </w:r>
       <w:r>
         <w:rPr>
           <w:rFonts w:ascii="Calibri" w:hAnsi="Calibri" w:cs="Calibri"/>
-          <w:lang w:val="en-CH"/>
+          <w:lang w:val="en-US"/>
         </w:rPr>
         <w:t xml:space="preserve"> </w:t>
       </w:r>
       <w:r>
         <w:rPr>
           <w:rFonts w:ascii="Calibri" w:hAnsi="Calibri" w:cs="Calibri"/>
-          <w:lang w:val="en-CH"/>
+          <w:lang w:val="en-US"/>
         </w:rPr>
         <w:t>there is still no fully operational automated system capable of reliably generating building footprints for new or changed buildings.</w:t>
       </w:r>
@@ -770,52 +787,110 @@
       <w:pPr>
         <w:rPr>
           <w:rFonts w:ascii="Calibri" w:hAnsi="Calibri" w:cs="Calibri"/>
-          <w:lang w:val="en-CH"/>
-        </w:rPr>
-      </w:pPr>
-      <w:r>
-        <w:rPr>
-          <w:rFonts w:ascii="Calibri" w:hAnsi="Calibri" w:cs="Calibri"/>
-          <w:lang w:val="en-CH"/>
-        </w:rPr>
-        <w:t xml:space="preserve">The overall goal of this study is to explore whether combining visual and multimodal foundation models can improve the last missing 10 % of correctness that often remains in existing deep-learning-based extraction workflows (see </w:t>
+          <w:lang w:val="en-US"/>
+        </w:rPr>
+      </w:pPr>
+      <w:r>
+        <w:rPr>
+          <w:rFonts w:ascii="Calibri" w:hAnsi="Calibri" w:cs="Calibri"/>
+          <w:lang w:val="en-US"/>
+        </w:rPr>
+        <w:t xml:space="preserve">The overall goal of this study is to explore whether combining visual and multimodal foundation models can improve the last missing </w:t>
+      </w:r>
+      <w:r>
+        <w:rPr>
+          <w:rFonts w:ascii="Calibri" w:hAnsi="Calibri" w:cs="Calibri"/>
+          <w:lang w:val="en-US"/>
+        </w:rPr>
+        <w:t>5–10 %</w:t>
+      </w:r>
+      <w:r>
+        <w:rPr>
+          <w:rFonts w:ascii="Calibri" w:hAnsi="Calibri" w:cs="Calibri"/>
+          <w:lang w:val="en-US"/>
+        </w:rPr>
+        <w:t xml:space="preserve"> of correctness that often remains in existing deep-learning-based extraction workflows (</w:t>
+      </w:r>
+      <w:r>
+        <w:rPr>
+          <w:rFonts w:ascii="Calibri" w:hAnsi="Calibri" w:cs="Calibri"/>
+          <w:lang w:val="en-US"/>
+        </w:rPr>
+        <w:t>Adimoolam</w:t>
+      </w:r>
+      <w:r>
+        <w:rPr>
+          <w:rFonts w:ascii="Calibri" w:hAnsi="Calibri" w:cs="Calibri"/>
+          <w:lang w:val="en-US"/>
+        </w:rPr>
+        <w:t xml:space="preserve"> et al.</w:t>
+      </w:r>
+      <w:r>
+        <w:rPr>
+          <w:rFonts w:ascii="Calibri" w:hAnsi="Calibri" w:cs="Calibri"/>
+          <w:lang w:val="en-US"/>
+        </w:rPr>
+        <w:t>, 2024)</w:t>
+      </w:r>
+      <w:r>
+        <w:rPr>
+          <w:rFonts w:ascii="Calibri" w:hAnsi="Calibri" w:cs="Calibri"/>
+          <w:lang w:val="en-US"/>
+        </w:rPr>
+        <w:t xml:space="preserve">. By adding an additional quality-assurance layer before the final building footprint generation, the system could provide a more accurate and reliable footprint suggestion, </w:t>
       </w:r>
       <w:proofErr w:type="gramStart"/>
       <w:r>
         <w:rPr>
           <w:rFonts w:ascii="Calibri" w:hAnsi="Calibri" w:cs="Calibri"/>
-          <w:lang w:val="en-CH"/>
-        </w:rPr>
-        <w:t>… )</w:t>
+          <w:lang w:val="en-US"/>
+        </w:rPr>
+        <w:t>reducing</w:t>
       </w:r>
       <w:proofErr w:type="gramEnd"/>
       <w:r>
         <w:rPr>
           <w:rFonts w:ascii="Calibri" w:hAnsi="Calibri" w:cs="Calibri"/>
-          <w:lang w:val="en-CH"/>
-        </w:rPr>
-        <w:t xml:space="preserve">. By adding an additional quality-assurance layer before the final building footprint generation, the system could provide a more accurate and reliable footprint suggestion, </w:t>
-      </w:r>
-      <w:proofErr w:type="gramStart"/>
-      <w:r>
-        <w:rPr>
-          <w:rFonts w:ascii="Calibri" w:hAnsi="Calibri" w:cs="Calibri"/>
-          <w:lang w:val="en-CH"/>
-        </w:rPr>
-        <w:t>reducing</w:t>
-      </w:r>
-      <w:proofErr w:type="gramEnd"/>
-      <w:r>
-        <w:rPr>
-          <w:rFonts w:ascii="Calibri" w:hAnsi="Calibri" w:cs="Calibri"/>
-          <w:lang w:val="en-CH"/>
+          <w:lang w:val="en-US"/>
         </w:rPr>
         <w:t xml:space="preserve"> manual post-editing and improving production efficiency.</w:t>
       </w:r>
+    </w:p>
+    <w:p>
+      <w:pPr>
+        <w:rPr>
+          <w:rFonts w:ascii="Calibri" w:hAnsi="Calibri" w:cs="Calibri"/>
+          <w:lang w:val="en-US"/>
+        </w:rPr>
+      </w:pPr>
+    </w:p>
+    <w:p>
+      <w:pPr>
+        <w:rPr>
+          <w:rFonts w:ascii="Calibri" w:hAnsi="Calibri" w:cs="Calibri"/>
+          <w:lang w:val="en-US"/>
+        </w:rPr>
+      </w:pPr>
+    </w:p>
+    <w:p>
+      <w:pPr>
+        <w:rPr>
+          <w:rFonts w:ascii="Calibri" w:hAnsi="Calibri" w:cs="Calibri"/>
+          <w:lang w:val="en-US"/>
+        </w:rPr>
+      </w:pPr>
+    </w:p>
+    <w:p>
+      <w:pPr>
+        <w:rPr>
+          <w:rFonts w:ascii="Calibri" w:hAnsi="Calibri" w:cs="Calibri"/>
+          <w:lang w:val="en-US"/>
+        </w:rPr>
+      </w:pPr>
     </w:p>
     <w:tbl>
       <w:tblPr>
-        <w:tblStyle w:val="PlainTable2"/>
+        <w:tblStyle w:val="EinfacheTabelle2"/>
         <w:tblW w:w="0" w:type="auto"/>
         <w:tblLook w:val="04A0" w:firstRow="1" w:lastRow="0" w:firstColumn="1" w:lastColumn="0" w:noHBand="0" w:noVBand="1"/>
       </w:tblPr>
@@ -841,7 +916,7 @@
                 <w:rFonts w:ascii="Calibri" w:hAnsi="Calibri" w:cs="Calibri"/>
                 <w:b w:val="0"/>
                 <w:bCs w:val="0"/>
-                <w:lang w:val="en-CH"/>
+                <w:lang w:val="en-US"/>
               </w:rPr>
             </w:pPr>
             <w:r>
@@ -849,8 +924,9 @@
                 <w:rFonts w:ascii="Calibri" w:hAnsi="Calibri" w:cs="Calibri"/>
                 <w:b w:val="0"/>
                 <w:bCs w:val="0"/>
-                <w:lang w:val="en-CH"/>
-              </w:rPr>
+                <w:lang w:val="en-US"/>
+              </w:rPr>
+              <w:lastRenderedPageBreak/>
               <w:t>Period</w:t>
             </w:r>
           </w:p>
@@ -868,7 +944,7 @@
                 <w:rFonts w:ascii="Calibri" w:hAnsi="Calibri" w:cs="Calibri"/>
                 <w:b w:val="0"/>
                 <w:bCs w:val="0"/>
-                <w:lang w:val="en-CH"/>
+                <w:lang w:val="en-US"/>
               </w:rPr>
             </w:pPr>
             <w:r>
@@ -876,7 +952,7 @@
                 <w:rFonts w:ascii="Calibri" w:hAnsi="Calibri" w:cs="Calibri"/>
                 <w:b w:val="0"/>
                 <w:bCs w:val="0"/>
-                <w:lang w:val="en-CH"/>
+                <w:lang w:val="en-US"/>
               </w:rPr>
               <w:t>Phase</w:t>
             </w:r>
@@ -895,7 +971,7 @@
                 <w:rFonts w:ascii="Calibri" w:hAnsi="Calibri" w:cs="Calibri"/>
                 <w:b w:val="0"/>
                 <w:bCs w:val="0"/>
-                <w:lang w:val="en-CH"/>
+                <w:lang w:val="en-US"/>
               </w:rPr>
             </w:pPr>
             <w:r>
@@ -903,7 +979,7 @@
                 <w:rFonts w:ascii="Calibri" w:hAnsi="Calibri" w:cs="Calibri"/>
                 <w:b w:val="0"/>
                 <w:bCs w:val="0"/>
-                <w:lang w:val="en-CH"/>
+                <w:lang w:val="en-US"/>
               </w:rPr>
               <w:t>Key Tasks &amp; Milestones</w:t>
             </w:r>
@@ -927,7 +1003,7 @@
                 <w:rFonts w:ascii="Calibri" w:hAnsi="Calibri" w:cs="Calibri"/>
                 <w:b w:val="0"/>
                 <w:bCs w:val="0"/>
-                <w:lang w:val="en-CH"/>
+                <w:lang w:val="en-US"/>
               </w:rPr>
             </w:pPr>
             <w:r>
@@ -935,7 +1011,7 @@
                 <w:rFonts w:ascii="Calibri" w:hAnsi="Calibri" w:cs="Calibri"/>
                 <w:b w:val="0"/>
                 <w:bCs w:val="0"/>
-                <w:lang w:val="en-CH"/>
+                <w:lang w:val="en-US"/>
               </w:rPr>
               <w:t>Nov – Dec 2025</w:t>
             </w:r>
@@ -952,13 +1028,13 @@
               <w:cnfStyle w:val="000000100000" w:firstRow="0" w:lastRow="0" w:firstColumn="0" w:lastColumn="0" w:oddVBand="0" w:evenVBand="0" w:oddHBand="1" w:evenHBand="0" w:firstRowFirstColumn="0" w:firstRowLastColumn="0" w:lastRowFirstColumn="0" w:lastRowLastColumn="0"/>
               <w:rPr>
                 <w:rFonts w:ascii="Calibri" w:hAnsi="Calibri" w:cs="Calibri"/>
-                <w:lang w:val="en-CH"/>
+                <w:lang w:val="en-US"/>
               </w:rPr>
             </w:pPr>
             <w:r>
               <w:rPr>
                 <w:rFonts w:ascii="Calibri" w:hAnsi="Calibri" w:cs="Calibri"/>
-                <w:lang w:val="en-CH"/>
+                <w:lang w:val="en-US"/>
               </w:rPr>
               <w:t>Literature Review &amp; Concept Development</w:t>
             </w:r>
@@ -971,7 +1047,7 @@
           </w:tcPr>
           <w:p>
             <w:pPr>
-              <w:pStyle w:val="ListParagraph"/>
+              <w:pStyle w:val="Listenabsatz"/>
               <w:numPr>
                 <w:ilvl w:val="0"/>
                 <w:numId w:val="2"/>
@@ -979,36 +1055,20 @@
               <w:cnfStyle w:val="000000100000" w:firstRow="0" w:lastRow="0" w:firstColumn="0" w:lastColumn="0" w:oddVBand="0" w:evenVBand="0" w:oddHBand="1" w:evenHBand="0" w:firstRowFirstColumn="0" w:firstRowLastColumn="0" w:lastRowFirstColumn="0" w:lastRowLastColumn="0"/>
               <w:rPr>
                 <w:rFonts w:ascii="Calibri" w:hAnsi="Calibri" w:cs="Calibri"/>
-                <w:lang w:val="en-CH"/>
+                <w:lang w:val="en-US"/>
               </w:rPr>
             </w:pPr>
             <w:r>
               <w:rPr>
                 <w:rFonts w:ascii="Calibri" w:hAnsi="Calibri" w:cs="Calibri"/>
-                <w:lang w:val="en-CH"/>
-              </w:rPr>
-              <w:t>Read and summarize core papers (</w:t>
-            </w:r>
-            <w:proofErr w:type="spellStart"/>
-            <w:r>
-              <w:rPr>
-                <w:rFonts w:ascii="Calibri" w:hAnsi="Calibri" w:cs="Calibri"/>
-                <w:lang w:val="en-CH"/>
-              </w:rPr>
-              <w:t>CNNs</w:t>
-            </w:r>
-            <w:proofErr w:type="spellEnd"/>
-            <w:r>
-              <w:rPr>
-                <w:rFonts w:ascii="Calibri" w:hAnsi="Calibri" w:cs="Calibri"/>
-                <w:lang w:val="en-CH"/>
-              </w:rPr>
-              <w:t xml:space="preserve"> → DPT → SAM → MLLM).</w:t>
+                <w:lang w:val="en-US"/>
+              </w:rPr>
+              <w:t>Read and summarize core papers (CNNs → DPT → SAM → MLLM).</w:t>
             </w:r>
           </w:p>
           <w:p>
             <w:pPr>
-              <w:pStyle w:val="ListParagraph"/>
+              <w:pStyle w:val="Listenabsatz"/>
               <w:numPr>
                 <w:ilvl w:val="0"/>
                 <w:numId w:val="2"/>
@@ -1016,20 +1076,20 @@
               <w:cnfStyle w:val="000000100000" w:firstRow="0" w:lastRow="0" w:firstColumn="0" w:lastColumn="0" w:oddVBand="0" w:evenVBand="0" w:oddHBand="1" w:evenHBand="0" w:firstRowFirstColumn="0" w:firstRowLastColumn="0" w:lastRowFirstColumn="0" w:lastRowLastColumn="0"/>
               <w:rPr>
                 <w:rFonts w:ascii="Calibri" w:hAnsi="Calibri" w:cs="Calibri"/>
-                <w:lang w:val="en-CH"/>
+                <w:lang w:val="en-US"/>
               </w:rPr>
             </w:pPr>
             <w:r>
               <w:rPr>
                 <w:rFonts w:ascii="Calibri" w:hAnsi="Calibri" w:cs="Calibri"/>
-                <w:lang w:val="en-CH"/>
+                <w:lang w:val="en-US"/>
               </w:rPr>
               <w:t>Define research questions, objectives, and hypothesis.</w:t>
             </w:r>
           </w:p>
           <w:p>
             <w:pPr>
-              <w:pStyle w:val="ListParagraph"/>
+              <w:pStyle w:val="Listenabsatz"/>
               <w:numPr>
                 <w:ilvl w:val="0"/>
                 <w:numId w:val="2"/>
@@ -1037,20 +1097,20 @@
               <w:cnfStyle w:val="000000100000" w:firstRow="0" w:lastRow="0" w:firstColumn="0" w:lastColumn="0" w:oddVBand="0" w:evenVBand="0" w:oddHBand="1" w:evenHBand="0" w:firstRowFirstColumn="0" w:firstRowLastColumn="0" w:lastRowFirstColumn="0" w:lastRowLastColumn="0"/>
               <w:rPr>
                 <w:rFonts w:ascii="Calibri" w:hAnsi="Calibri" w:cs="Calibri"/>
-                <w:lang w:val="en-CH"/>
+                <w:lang w:val="en-US"/>
               </w:rPr>
             </w:pPr>
             <w:r>
               <w:rPr>
                 <w:rFonts w:ascii="Calibri" w:hAnsi="Calibri" w:cs="Calibri"/>
-                <w:lang w:val="en-CH"/>
+                <w:lang w:val="en-US"/>
               </w:rPr>
               <w:t>Write Introduction draft and Theoretical framework.</w:t>
             </w:r>
           </w:p>
           <w:p>
             <w:pPr>
-              <w:pStyle w:val="ListParagraph"/>
+              <w:pStyle w:val="Listenabsatz"/>
               <w:numPr>
                 <w:ilvl w:val="0"/>
                 <w:numId w:val="2"/>
@@ -1058,13 +1118,13 @@
               <w:cnfStyle w:val="000000100000" w:firstRow="0" w:lastRow="0" w:firstColumn="0" w:lastColumn="0" w:oddVBand="0" w:evenVBand="0" w:oddHBand="1" w:evenHBand="0" w:firstRowFirstColumn="0" w:firstRowLastColumn="0" w:lastRowFirstColumn="0" w:lastRowLastColumn="0"/>
               <w:rPr>
                 <w:rFonts w:ascii="Calibri" w:hAnsi="Calibri" w:cs="Calibri"/>
-                <w:lang w:val="en-CH"/>
+                <w:lang w:val="en-US"/>
               </w:rPr>
             </w:pPr>
             <w:r>
               <w:rPr>
                 <w:rFonts w:ascii="Calibri" w:hAnsi="Calibri" w:cs="Calibri"/>
-                <w:lang w:val="en-CH"/>
+                <w:lang w:val="en-US"/>
               </w:rPr>
               <w:t xml:space="preserve">Set up environment (Docker, GPU access, </w:t>
             </w:r>
@@ -1072,7 +1132,7 @@
             <w:r>
               <w:rPr>
                 <w:rFonts w:ascii="Calibri" w:hAnsi="Calibri" w:cs="Calibri"/>
-                <w:lang w:val="en-CH"/>
+                <w:lang w:val="en-US"/>
               </w:rPr>
               <w:t>Swisstopo</w:t>
             </w:r>
@@ -1080,7 +1140,7 @@
             <w:r>
               <w:rPr>
                 <w:rFonts w:ascii="Calibri" w:hAnsi="Calibri" w:cs="Calibri"/>
-                <w:lang w:val="en-CH"/>
+                <w:lang w:val="en-US"/>
               </w:rPr>
               <w:t xml:space="preserve"> data).</w:t>
             </w:r>
@@ -1090,7 +1150,7 @@
               <w:cnfStyle w:val="000000100000" w:firstRow="0" w:lastRow="0" w:firstColumn="0" w:lastColumn="0" w:oddVBand="0" w:evenVBand="0" w:oddHBand="1" w:evenHBand="0" w:firstRowFirstColumn="0" w:firstRowLastColumn="0" w:lastRowFirstColumn="0" w:lastRowLastColumn="0"/>
               <w:rPr>
                 <w:rFonts w:ascii="Calibri" w:hAnsi="Calibri" w:cs="Calibri"/>
-                <w:lang w:val="en-CH"/>
+                <w:lang w:val="en-US"/>
               </w:rPr>
             </w:pPr>
             <w:r>
@@ -1098,7 +1158,7 @@
                 <w:rFonts w:ascii="Calibri" w:hAnsi="Calibri" w:cs="Calibri"/>
                 <w:i/>
                 <w:iCs/>
-                <w:lang w:val="en-CH"/>
+                <w:lang w:val="en-US"/>
               </w:rPr>
               <w:t>Milestone 1: Approved proposal &amp; first theory draft.</w:t>
             </w:r>
@@ -1119,7 +1179,7 @@
                 <w:rFonts w:ascii="Calibri" w:hAnsi="Calibri" w:cs="Calibri"/>
                 <w:b w:val="0"/>
                 <w:bCs w:val="0"/>
-                <w:lang w:val="en-CH"/>
+                <w:lang w:val="en-US"/>
               </w:rPr>
             </w:pPr>
             <w:r>
@@ -1127,9 +1187,8 @@
                 <w:rFonts w:ascii="Calibri" w:hAnsi="Calibri" w:cs="Calibri"/>
                 <w:b w:val="0"/>
                 <w:bCs w:val="0"/>
-                <w:lang w:val="en-CH"/>
-              </w:rPr>
-              <w:lastRenderedPageBreak/>
+                <w:lang w:val="en-US"/>
+              </w:rPr>
               <w:t>Jan – Feb 2026</w:t>
             </w:r>
           </w:p>
@@ -1145,13 +1204,13 @@
               <w:cnfStyle w:val="000000000000" w:firstRow="0" w:lastRow="0" w:firstColumn="0" w:lastColumn="0" w:oddVBand="0" w:evenVBand="0" w:oddHBand="0" w:evenHBand="0" w:firstRowFirstColumn="0" w:firstRowLastColumn="0" w:lastRowFirstColumn="0" w:lastRowLastColumn="0"/>
               <w:rPr>
                 <w:rFonts w:ascii="Calibri" w:hAnsi="Calibri" w:cs="Calibri"/>
-                <w:lang w:val="en-CH"/>
+                <w:lang w:val="en-US"/>
               </w:rPr>
             </w:pPr>
             <w:r>
               <w:rPr>
                 <w:rFonts w:ascii="Calibri" w:hAnsi="Calibri" w:cs="Calibri"/>
-                <w:lang w:val="en-CH"/>
+                <w:lang w:val="en-US"/>
               </w:rPr>
               <w:t>Visual Model Implementation (SAM / DPT)</w:t>
             </w:r>
@@ -1164,7 +1223,7 @@
           </w:tcPr>
           <w:p>
             <w:pPr>
-              <w:pStyle w:val="ListParagraph"/>
+              <w:pStyle w:val="Listenabsatz"/>
               <w:numPr>
                 <w:ilvl w:val="0"/>
                 <w:numId w:val="5"/>
@@ -1172,20 +1231,20 @@
               <w:cnfStyle w:val="000000000000" w:firstRow="0" w:lastRow="0" w:firstColumn="0" w:lastColumn="0" w:oddVBand="0" w:evenVBand="0" w:oddHBand="0" w:evenHBand="0" w:firstRowFirstColumn="0" w:firstRowLastColumn="0" w:lastRowFirstColumn="0" w:lastRowLastColumn="0"/>
               <w:rPr>
                 <w:rFonts w:ascii="Calibri" w:hAnsi="Calibri" w:cs="Calibri"/>
-                <w:lang w:val="en-CH"/>
+                <w:lang w:val="en-US"/>
               </w:rPr>
             </w:pPr>
             <w:r>
               <w:rPr>
                 <w:rFonts w:ascii="Calibri" w:hAnsi="Calibri" w:cs="Calibri"/>
-                <w:lang w:val="en-CH"/>
+                <w:lang w:val="en-US"/>
               </w:rPr>
               <w:t>Implement footprint extraction workflow.</w:t>
             </w:r>
           </w:p>
           <w:p>
             <w:pPr>
-              <w:pStyle w:val="ListParagraph"/>
+              <w:pStyle w:val="Listenabsatz"/>
               <w:numPr>
                 <w:ilvl w:val="0"/>
                 <w:numId w:val="5"/>
@@ -1193,13 +1252,13 @@
               <w:cnfStyle w:val="000000000000" w:firstRow="0" w:lastRow="0" w:firstColumn="0" w:lastColumn="0" w:oddVBand="0" w:evenVBand="0" w:oddHBand="0" w:evenHBand="0" w:firstRowFirstColumn="0" w:firstRowLastColumn="0" w:lastRowFirstColumn="0" w:lastRowLastColumn="0"/>
               <w:rPr>
                 <w:rFonts w:ascii="Calibri" w:hAnsi="Calibri" w:cs="Calibri"/>
-                <w:lang w:val="en-CH"/>
+                <w:lang w:val="en-US"/>
               </w:rPr>
             </w:pPr>
             <w:r>
               <w:rPr>
                 <w:rFonts w:ascii="Calibri" w:hAnsi="Calibri" w:cs="Calibri"/>
-                <w:lang w:val="en-CH"/>
+                <w:lang w:val="en-US"/>
               </w:rPr>
               <w:t>Evaluate baseline results (</w:t>
             </w:r>
@@ -1207,7 +1266,7 @@
             <w:r>
               <w:rPr>
                 <w:rFonts w:ascii="Calibri" w:hAnsi="Calibri" w:cs="Calibri"/>
-                <w:lang w:val="en-CH"/>
+                <w:lang w:val="en-US"/>
               </w:rPr>
               <w:t>IoU</w:t>
             </w:r>
@@ -1215,14 +1274,14 @@
             <w:r>
               <w:rPr>
                 <w:rFonts w:ascii="Calibri" w:hAnsi="Calibri" w:cs="Calibri"/>
-                <w:lang w:val="en-CH"/>
+                <w:lang w:val="en-US"/>
               </w:rPr>
               <w:t>, precision, recall).</w:t>
             </w:r>
           </w:p>
           <w:p>
             <w:pPr>
-              <w:pStyle w:val="ListParagraph"/>
+              <w:pStyle w:val="Listenabsatz"/>
               <w:numPr>
                 <w:ilvl w:val="0"/>
                 <w:numId w:val="5"/>
@@ -1230,13 +1289,13 @@
               <w:cnfStyle w:val="000000000000" w:firstRow="0" w:lastRow="0" w:firstColumn="0" w:lastColumn="0" w:oddVBand="0" w:evenVBand="0" w:oddHBand="0" w:evenHBand="0" w:firstRowFirstColumn="0" w:firstRowLastColumn="0" w:lastRowFirstColumn="0" w:lastRowLastColumn="0"/>
               <w:rPr>
                 <w:rFonts w:ascii="Calibri" w:hAnsi="Calibri" w:cs="Calibri"/>
-                <w:lang w:val="en-CH"/>
+                <w:lang w:val="en-US"/>
               </w:rPr>
             </w:pPr>
             <w:r>
               <w:rPr>
                 <w:rFonts w:ascii="Calibri" w:hAnsi="Calibri" w:cs="Calibri"/>
-                <w:lang w:val="en-CH"/>
+                <w:lang w:val="en-US"/>
               </w:rPr>
               <w:t>Continue writing Methodology – Part 1 (Visual Model).</w:t>
             </w:r>
@@ -1246,7 +1305,7 @@
               <w:cnfStyle w:val="000000000000" w:firstRow="0" w:lastRow="0" w:firstColumn="0" w:lastColumn="0" w:oddVBand="0" w:evenVBand="0" w:oddHBand="0" w:evenHBand="0" w:firstRowFirstColumn="0" w:firstRowLastColumn="0" w:lastRowFirstColumn="0" w:lastRowLastColumn="0"/>
               <w:rPr>
                 <w:rFonts w:ascii="Calibri" w:hAnsi="Calibri" w:cs="Calibri"/>
-                <w:lang w:val="en-CH"/>
+                <w:lang w:val="en-US"/>
               </w:rPr>
             </w:pPr>
             <w:r>
@@ -1254,7 +1313,7 @@
                 <w:rFonts w:ascii="Calibri" w:hAnsi="Calibri" w:cs="Calibri"/>
                 <w:i/>
                 <w:iCs/>
-                <w:lang w:val="en-CH"/>
+                <w:lang w:val="en-US"/>
               </w:rPr>
               <w:t>Milestone 2: Working baseline &amp; documented visual workflow.</w:t>
             </w:r>
@@ -1278,7 +1337,7 @@
                 <w:rFonts w:ascii="Calibri" w:hAnsi="Calibri" w:cs="Calibri"/>
                 <w:b w:val="0"/>
                 <w:bCs w:val="0"/>
-                <w:lang w:val="en-CH"/>
+                <w:lang w:val="en-US"/>
               </w:rPr>
             </w:pPr>
             <w:r>
@@ -1286,7 +1345,7 @@
                 <w:rFonts w:ascii="Calibri" w:hAnsi="Calibri" w:cs="Calibri"/>
                 <w:b w:val="0"/>
                 <w:bCs w:val="0"/>
-                <w:lang w:val="en-CH"/>
+                <w:lang w:val="en-US"/>
               </w:rPr>
               <w:t>Mar 2026</w:t>
             </w:r>
@@ -1303,13 +1362,13 @@
               <w:cnfStyle w:val="000000100000" w:firstRow="0" w:lastRow="0" w:firstColumn="0" w:lastColumn="0" w:oddVBand="0" w:evenVBand="0" w:oddHBand="1" w:evenHBand="0" w:firstRowFirstColumn="0" w:firstRowLastColumn="0" w:lastRowFirstColumn="0" w:lastRowLastColumn="0"/>
               <w:rPr>
                 <w:rFonts w:ascii="Calibri" w:hAnsi="Calibri" w:cs="Calibri"/>
-                <w:lang w:val="en-CH"/>
+                <w:lang w:val="en-US"/>
               </w:rPr>
             </w:pPr>
             <w:r>
               <w:rPr>
                 <w:rFonts w:ascii="Calibri" w:hAnsi="Calibri" w:cs="Calibri"/>
-                <w:lang w:val="en-CH"/>
+                <w:lang w:val="en-US"/>
               </w:rPr>
               <w:t>MLLM QA Integration</w:t>
             </w:r>
@@ -1322,7 +1381,7 @@
           </w:tcPr>
           <w:p>
             <w:pPr>
-              <w:pStyle w:val="ListParagraph"/>
+              <w:pStyle w:val="Listenabsatz"/>
               <w:numPr>
                 <w:ilvl w:val="0"/>
                 <w:numId w:val="6"/>
@@ -1330,13 +1389,13 @@
               <w:cnfStyle w:val="000000100000" w:firstRow="0" w:lastRow="0" w:firstColumn="0" w:lastColumn="0" w:oddVBand="0" w:evenVBand="0" w:oddHBand="1" w:evenHBand="0" w:firstRowFirstColumn="0" w:firstRowLastColumn="0" w:lastRowFirstColumn="0" w:lastRowLastColumn="0"/>
               <w:rPr>
                 <w:rFonts w:ascii="Calibri" w:hAnsi="Calibri" w:cs="Calibri"/>
-                <w:lang w:val="en-CH"/>
+                <w:lang w:val="en-US"/>
               </w:rPr>
             </w:pPr>
             <w:r>
               <w:rPr>
                 <w:rFonts w:ascii="Calibri" w:hAnsi="Calibri" w:cs="Calibri"/>
-                <w:lang w:val="en-CH"/>
+                <w:lang w:val="en-US"/>
               </w:rPr>
               <w:t xml:space="preserve">Implement and test MLLM evaluation stage (GPT-4V, </w:t>
             </w:r>
@@ -1344,7 +1403,7 @@
             <w:r>
               <w:rPr>
                 <w:rFonts w:ascii="Calibri" w:hAnsi="Calibri" w:cs="Calibri"/>
-                <w:lang w:val="en-CH"/>
+                <w:lang w:val="en-US"/>
               </w:rPr>
               <w:t>LLaVA</w:t>
             </w:r>
@@ -1352,14 +1411,14 @@
             <w:r>
               <w:rPr>
                 <w:rFonts w:ascii="Calibri" w:hAnsi="Calibri" w:cs="Calibri"/>
-                <w:lang w:val="en-CH"/>
+                <w:lang w:val="en-US"/>
               </w:rPr>
               <w:t>, etc.).</w:t>
             </w:r>
           </w:p>
           <w:p>
             <w:pPr>
-              <w:pStyle w:val="ListParagraph"/>
+              <w:pStyle w:val="Listenabsatz"/>
               <w:numPr>
                 <w:ilvl w:val="0"/>
                 <w:numId w:val="6"/>
@@ -1367,20 +1426,20 @@
               <w:cnfStyle w:val="000000100000" w:firstRow="0" w:lastRow="0" w:firstColumn="0" w:lastColumn="0" w:oddVBand="0" w:evenVBand="0" w:oddHBand="1" w:evenHBand="0" w:firstRowFirstColumn="0" w:firstRowLastColumn="0" w:lastRowFirstColumn="0" w:lastRowLastColumn="0"/>
               <w:rPr>
                 <w:rFonts w:ascii="Calibri" w:hAnsi="Calibri" w:cs="Calibri"/>
-                <w:lang w:val="en-CH"/>
+                <w:lang w:val="en-US"/>
               </w:rPr>
             </w:pPr>
             <w:r>
               <w:rPr>
                 <w:rFonts w:ascii="Calibri" w:hAnsi="Calibri" w:cs="Calibri"/>
-                <w:lang w:val="en-CH"/>
+                <w:lang w:val="en-US"/>
               </w:rPr>
               <w:t>Define JSON schema for issues &amp; suggestions.</w:t>
             </w:r>
           </w:p>
           <w:p>
             <w:pPr>
-              <w:pStyle w:val="ListParagraph"/>
+              <w:pStyle w:val="Listenabsatz"/>
               <w:numPr>
                 <w:ilvl w:val="0"/>
                 <w:numId w:val="6"/>
@@ -1388,13 +1447,13 @@
               <w:cnfStyle w:val="000000100000" w:firstRow="0" w:lastRow="0" w:firstColumn="0" w:lastColumn="0" w:oddVBand="0" w:evenVBand="0" w:oddHBand="1" w:evenHBand="0" w:firstRowFirstColumn="0" w:firstRowLastColumn="0" w:lastRowFirstColumn="0" w:lastRowLastColumn="0"/>
               <w:rPr>
                 <w:rFonts w:ascii="Calibri" w:hAnsi="Calibri" w:cs="Calibri"/>
-                <w:lang w:val="en-CH"/>
+                <w:lang w:val="en-US"/>
               </w:rPr>
             </w:pPr>
             <w:r>
               <w:rPr>
                 <w:rFonts w:ascii="Calibri" w:hAnsi="Calibri" w:cs="Calibri"/>
-                <w:lang w:val="en-CH"/>
+                <w:lang w:val="en-US"/>
               </w:rPr>
               <w:t>Draft Methodology – Part 2 (MLLM QA).</w:t>
             </w:r>
@@ -1405,7 +1464,7 @@
               <w:cnfStyle w:val="000000100000" w:firstRow="0" w:lastRow="0" w:firstColumn="0" w:lastColumn="0" w:oddVBand="0" w:evenVBand="0" w:oddHBand="1" w:evenHBand="0" w:firstRowFirstColumn="0" w:firstRowLastColumn="0" w:lastRowFirstColumn="0" w:lastRowLastColumn="0"/>
               <w:rPr>
                 <w:rFonts w:ascii="Calibri" w:hAnsi="Calibri" w:cs="Calibri"/>
-                <w:lang w:val="en-CH"/>
+                <w:lang w:val="en-US"/>
               </w:rPr>
             </w:pPr>
             <w:r>
@@ -1413,7 +1472,7 @@
                 <w:rFonts w:ascii="Calibri" w:hAnsi="Calibri" w:cs="Calibri"/>
                 <w:i/>
                 <w:iCs/>
-                <w:lang w:val="en-CH"/>
+                <w:lang w:val="en-US"/>
               </w:rPr>
               <w:t>Milestone 3: Functional QA pipeline with description in text.</w:t>
             </w:r>
@@ -1434,7 +1493,7 @@
                 <w:rFonts w:ascii="Calibri" w:hAnsi="Calibri" w:cs="Calibri"/>
                 <w:b w:val="0"/>
                 <w:bCs w:val="0"/>
-                <w:lang w:val="en-CH"/>
+                <w:lang w:val="en-US"/>
               </w:rPr>
             </w:pPr>
             <w:r>
@@ -1442,7 +1501,7 @@
                 <w:rFonts w:ascii="Calibri" w:hAnsi="Calibri" w:cs="Calibri"/>
                 <w:b w:val="0"/>
                 <w:bCs w:val="0"/>
-                <w:lang w:val="en-CH"/>
+                <w:lang w:val="en-US"/>
               </w:rPr>
               <w:t>Apr – May 2026</w:t>
             </w:r>
@@ -1459,13 +1518,13 @@
               <w:cnfStyle w:val="000000000000" w:firstRow="0" w:lastRow="0" w:firstColumn="0" w:lastColumn="0" w:oddVBand="0" w:evenVBand="0" w:oddHBand="0" w:evenHBand="0" w:firstRowFirstColumn="0" w:firstRowLastColumn="0" w:lastRowFirstColumn="0" w:lastRowLastColumn="0"/>
               <w:rPr>
                 <w:rFonts w:ascii="Calibri" w:hAnsi="Calibri" w:cs="Calibri"/>
-                <w:lang w:val="en-CH"/>
+                <w:lang w:val="en-US"/>
               </w:rPr>
             </w:pPr>
             <w:r>
               <w:rPr>
                 <w:rFonts w:ascii="Calibri" w:hAnsi="Calibri" w:cs="Calibri"/>
-                <w:lang w:val="en-CH"/>
+                <w:lang w:val="en-US"/>
               </w:rPr>
               <w:t>Model Coupling &amp; Framework Development</w:t>
             </w:r>
@@ -1478,7 +1537,7 @@
           </w:tcPr>
           <w:p>
             <w:pPr>
-              <w:pStyle w:val="ListParagraph"/>
+              <w:pStyle w:val="Listenabsatz"/>
               <w:numPr>
                 <w:ilvl w:val="0"/>
                 <w:numId w:val="7"/>
@@ -1486,20 +1545,36 @@
               <w:cnfStyle w:val="000000000000" w:firstRow="0" w:lastRow="0" w:firstColumn="0" w:lastColumn="0" w:oddVBand="0" w:evenVBand="0" w:oddHBand="0" w:evenHBand="0" w:firstRowFirstColumn="0" w:firstRowLastColumn="0" w:lastRowFirstColumn="0" w:lastRowLastColumn="0"/>
               <w:rPr>
                 <w:rFonts w:ascii="Calibri" w:hAnsi="Calibri" w:cs="Calibri"/>
-                <w:lang w:val="en-CH"/>
+                <w:lang w:val="en-US"/>
               </w:rPr>
             </w:pPr>
             <w:r>
               <w:rPr>
                 <w:rFonts w:ascii="Calibri" w:hAnsi="Calibri" w:cs="Calibri"/>
-                <w:lang w:val="en-CH"/>
-              </w:rPr>
-              <w:t>Integrate MLLM + Visual Model into single pipeline.</w:t>
+                <w:lang w:val="en-US"/>
+              </w:rPr>
+              <w:t xml:space="preserve">Integrate MLLM + Visual Model into single </w:t>
+            </w:r>
+            <w:proofErr w:type="gramStart"/>
+            <w:r>
+              <w:rPr>
+                <w:rFonts w:ascii="Calibri" w:hAnsi="Calibri" w:cs="Calibri"/>
+                <w:lang w:val="en-US"/>
+              </w:rPr>
+              <w:t>pipeline</w:t>
+            </w:r>
+            <w:proofErr w:type="gramEnd"/>
+            <w:r>
+              <w:rPr>
+                <w:rFonts w:ascii="Calibri" w:hAnsi="Calibri" w:cs="Calibri"/>
+                <w:lang w:val="en-US"/>
+              </w:rPr>
+              <w:t>.</w:t>
             </w:r>
           </w:p>
           <w:p>
             <w:pPr>
-              <w:pStyle w:val="ListParagraph"/>
+              <w:pStyle w:val="Listenabsatz"/>
               <w:numPr>
                 <w:ilvl w:val="0"/>
                 <w:numId w:val="7"/>
@@ -1507,20 +1582,20 @@
               <w:cnfStyle w:val="000000000000" w:firstRow="0" w:lastRow="0" w:firstColumn="0" w:lastColumn="0" w:oddVBand="0" w:evenVBand="0" w:oddHBand="0" w:evenHBand="0" w:firstRowFirstColumn="0" w:firstRowLastColumn="0" w:lastRowFirstColumn="0" w:lastRowLastColumn="0"/>
               <w:rPr>
                 <w:rFonts w:ascii="Calibri" w:hAnsi="Calibri" w:cs="Calibri"/>
-                <w:lang w:val="en-CH"/>
+                <w:lang w:val="en-US"/>
               </w:rPr>
             </w:pPr>
             <w:r>
               <w:rPr>
                 <w:rFonts w:ascii="Calibri" w:hAnsi="Calibri" w:cs="Calibri"/>
-                <w:lang w:val="en-CH"/>
+                <w:lang w:val="en-US"/>
               </w:rPr>
               <w:t>Automate improvement suggestions and feedback loop.</w:t>
             </w:r>
           </w:p>
           <w:p>
             <w:pPr>
-              <w:pStyle w:val="ListParagraph"/>
+              <w:pStyle w:val="Listenabsatz"/>
               <w:numPr>
                 <w:ilvl w:val="0"/>
                 <w:numId w:val="7"/>
@@ -1528,13 +1603,13 @@
               <w:cnfStyle w:val="000000000000" w:firstRow="0" w:lastRow="0" w:firstColumn="0" w:lastColumn="0" w:oddVBand="0" w:evenVBand="0" w:oddHBand="0" w:evenHBand="0" w:firstRowFirstColumn="0" w:firstRowLastColumn="0" w:lastRowFirstColumn="0" w:lastRowLastColumn="0"/>
               <w:rPr>
                 <w:rFonts w:ascii="Calibri" w:hAnsi="Calibri" w:cs="Calibri"/>
-                <w:lang w:val="en-CH"/>
+                <w:lang w:val="en-US"/>
               </w:rPr>
             </w:pPr>
             <w:r>
               <w:rPr>
                 <w:rFonts w:ascii="Calibri" w:hAnsi="Calibri" w:cs="Calibri"/>
-                <w:lang w:val="en-CH"/>
+                <w:lang w:val="en-US"/>
               </w:rPr>
               <w:t>Update Methodology with diagrams and flowcharts.</w:t>
             </w:r>
@@ -1545,13 +1620,13 @@
               <w:cnfStyle w:val="000000000000" w:firstRow="0" w:lastRow="0" w:firstColumn="0" w:lastColumn="0" w:oddVBand="0" w:evenVBand="0" w:oddHBand="0" w:evenHBand="0" w:firstRowFirstColumn="0" w:firstRowLastColumn="0" w:lastRowFirstColumn="0" w:lastRowLastColumn="0"/>
               <w:rPr>
                 <w:rFonts w:ascii="Calibri" w:hAnsi="Calibri" w:cs="Calibri"/>
-                <w:lang w:val="en-CH"/>
+                <w:lang w:val="en-US"/>
               </w:rPr>
             </w:pPr>
             <w:r>
               <w:rPr>
                 <w:rFonts w:ascii="Calibri" w:hAnsi="Calibri" w:cs="Calibri"/>
-                <w:lang w:val="en-CH"/>
+                <w:lang w:val="en-US"/>
               </w:rPr>
               <w:t xml:space="preserve"> </w:t>
             </w:r>
@@ -1560,7 +1635,7 @@
                 <w:rFonts w:ascii="Calibri" w:hAnsi="Calibri" w:cs="Calibri"/>
                 <w:i/>
                 <w:iCs/>
-                <w:lang w:val="en-CH"/>
+                <w:lang w:val="en-US"/>
               </w:rPr>
               <w:t>Milestone 4: Prototype framework complete &amp; method fully written.</w:t>
             </w:r>
@@ -1584,7 +1659,7 @@
                 <w:rFonts w:ascii="Calibri" w:hAnsi="Calibri" w:cs="Calibri"/>
                 <w:b w:val="0"/>
                 <w:bCs w:val="0"/>
-                <w:lang w:val="en-CH"/>
+                <w:lang w:val="en-US"/>
               </w:rPr>
             </w:pPr>
             <w:r>
@@ -1592,7 +1667,7 @@
                 <w:rFonts w:ascii="Calibri" w:hAnsi="Calibri" w:cs="Calibri"/>
                 <w:b w:val="0"/>
                 <w:bCs w:val="0"/>
-                <w:lang w:val="en-CH"/>
+                <w:lang w:val="en-US"/>
               </w:rPr>
               <w:t>Jun 2026</w:t>
             </w:r>
@@ -1609,13 +1684,13 @@
               <w:cnfStyle w:val="000000100000" w:firstRow="0" w:lastRow="0" w:firstColumn="0" w:lastColumn="0" w:oddVBand="0" w:evenVBand="0" w:oddHBand="1" w:evenHBand="0" w:firstRowFirstColumn="0" w:firstRowLastColumn="0" w:lastRowFirstColumn="0" w:lastRowLastColumn="0"/>
               <w:rPr>
                 <w:rFonts w:ascii="Calibri" w:hAnsi="Calibri" w:cs="Calibri"/>
-                <w:lang w:val="en-CH"/>
+                <w:lang w:val="en-US"/>
               </w:rPr>
             </w:pPr>
             <w:r>
               <w:rPr>
                 <w:rFonts w:ascii="Calibri" w:hAnsi="Calibri" w:cs="Calibri"/>
-                <w:lang w:val="en-CH"/>
+                <w:lang w:val="en-US"/>
               </w:rPr>
               <w:t>Evaluation &amp; Analysis</w:t>
             </w:r>
@@ -1628,7 +1703,7 @@
           </w:tcPr>
           <w:p>
             <w:pPr>
-              <w:pStyle w:val="ListParagraph"/>
+              <w:pStyle w:val="Listenabsatz"/>
               <w:numPr>
                 <w:ilvl w:val="0"/>
                 <w:numId w:val="8"/>
@@ -1636,13 +1711,13 @@
               <w:cnfStyle w:val="000000100000" w:firstRow="0" w:lastRow="0" w:firstColumn="0" w:lastColumn="0" w:oddVBand="0" w:evenVBand="0" w:oddHBand="1" w:evenHBand="0" w:firstRowFirstColumn="0" w:firstRowLastColumn="0" w:lastRowFirstColumn="0" w:lastRowLastColumn="0"/>
               <w:rPr>
                 <w:rFonts w:ascii="Calibri" w:hAnsi="Calibri" w:cs="Calibri"/>
-                <w:lang w:val="en-CH"/>
+                <w:lang w:val="en-US"/>
               </w:rPr>
             </w:pPr>
             <w:r>
               <w:rPr>
                 <w:rFonts w:ascii="Calibri" w:hAnsi="Calibri" w:cs="Calibri"/>
-                <w:lang w:val="en-CH"/>
+                <w:lang w:val="en-US"/>
               </w:rPr>
               <w:t xml:space="preserve">Run large-scale experiments on </w:t>
             </w:r>
@@ -1650,7 +1725,7 @@
             <w:r>
               <w:rPr>
                 <w:rFonts w:ascii="Calibri" w:hAnsi="Calibri" w:cs="Calibri"/>
-                <w:lang w:val="en-CH"/>
+                <w:lang w:val="en-US"/>
               </w:rPr>
               <w:t>Swisstopo</w:t>
             </w:r>
@@ -1658,14 +1733,14 @@
             <w:r>
               <w:rPr>
                 <w:rFonts w:ascii="Calibri" w:hAnsi="Calibri" w:cs="Calibri"/>
-                <w:lang w:val="en-CH"/>
+                <w:lang w:val="en-US"/>
               </w:rPr>
               <w:t xml:space="preserve"> dataset.</w:t>
             </w:r>
           </w:p>
           <w:p>
             <w:pPr>
-              <w:pStyle w:val="ListParagraph"/>
+              <w:pStyle w:val="Listenabsatz"/>
               <w:numPr>
                 <w:ilvl w:val="0"/>
                 <w:numId w:val="8"/>
@@ -1673,20 +1748,20 @@
               <w:cnfStyle w:val="000000100000" w:firstRow="0" w:lastRow="0" w:firstColumn="0" w:lastColumn="0" w:oddVBand="0" w:evenVBand="0" w:oddHBand="1" w:evenHBand="0" w:firstRowFirstColumn="0" w:firstRowLastColumn="0" w:lastRowFirstColumn="0" w:lastRowLastColumn="0"/>
               <w:rPr>
                 <w:rFonts w:ascii="Calibri" w:hAnsi="Calibri" w:cs="Calibri"/>
-                <w:lang w:val="en-CH"/>
+                <w:lang w:val="en-US"/>
               </w:rPr>
             </w:pPr>
             <w:r>
               <w:rPr>
                 <w:rFonts w:ascii="Calibri" w:hAnsi="Calibri" w:cs="Calibri"/>
-                <w:lang w:val="en-CH"/>
+                <w:lang w:val="en-US"/>
               </w:rPr>
               <w:t>Compare performance vs. baseline and between models.</w:t>
             </w:r>
           </w:p>
           <w:p>
             <w:pPr>
-              <w:pStyle w:val="ListParagraph"/>
+              <w:pStyle w:val="Listenabsatz"/>
               <w:numPr>
                 <w:ilvl w:val="0"/>
                 <w:numId w:val="8"/>
@@ -1694,13 +1769,13 @@
               <w:cnfStyle w:val="000000100000" w:firstRow="0" w:lastRow="0" w:firstColumn="0" w:lastColumn="0" w:oddVBand="0" w:evenVBand="0" w:oddHBand="1" w:evenHBand="0" w:firstRowFirstColumn="0" w:firstRowLastColumn="0" w:lastRowFirstColumn="0" w:lastRowLastColumn="0"/>
               <w:rPr>
                 <w:rFonts w:ascii="Calibri" w:hAnsi="Calibri" w:cs="Calibri"/>
-                <w:lang w:val="en-CH"/>
+                <w:lang w:val="en-US"/>
               </w:rPr>
             </w:pPr>
             <w:r>
               <w:rPr>
                 <w:rFonts w:ascii="Calibri" w:hAnsi="Calibri" w:cs="Calibri"/>
-                <w:lang w:val="en-CH"/>
+                <w:lang w:val="en-US"/>
               </w:rPr>
               <w:t>Begin Results chapter (quantitative tables, figures).</w:t>
             </w:r>
@@ -1711,13 +1786,13 @@
               <w:cnfStyle w:val="000000100000" w:firstRow="0" w:lastRow="0" w:firstColumn="0" w:lastColumn="0" w:oddVBand="0" w:evenVBand="0" w:oddHBand="1" w:evenHBand="0" w:firstRowFirstColumn="0" w:firstRowLastColumn="0" w:lastRowFirstColumn="0" w:lastRowLastColumn="0"/>
               <w:rPr>
                 <w:rFonts w:ascii="Calibri" w:hAnsi="Calibri" w:cs="Calibri"/>
-                <w:lang w:val="en-CH"/>
+                <w:lang w:val="en-US"/>
               </w:rPr>
             </w:pPr>
             <w:r>
               <w:rPr>
                 <w:rFonts w:ascii="Calibri" w:hAnsi="Calibri" w:cs="Calibri"/>
-                <w:lang w:val="en-CH"/>
+                <w:lang w:val="en-US"/>
               </w:rPr>
               <w:t xml:space="preserve"> </w:t>
             </w:r>
@@ -1726,7 +1801,7 @@
                 <w:rFonts w:ascii="Calibri" w:hAnsi="Calibri" w:cs="Calibri"/>
                 <w:i/>
                 <w:iCs/>
-                <w:lang w:val="en-CH"/>
+                <w:lang w:val="en-US"/>
               </w:rPr>
               <w:t>Milestone 5: Evaluation dataset processed &amp; first results written.</w:t>
             </w:r>
@@ -1747,7 +1822,7 @@
                 <w:rFonts w:ascii="Calibri" w:hAnsi="Calibri" w:cs="Calibri"/>
                 <w:b w:val="0"/>
                 <w:bCs w:val="0"/>
-                <w:lang w:val="en-CH"/>
+                <w:lang w:val="en-US"/>
               </w:rPr>
             </w:pPr>
             <w:r>
@@ -1755,7 +1830,7 @@
                 <w:rFonts w:ascii="Calibri" w:hAnsi="Calibri" w:cs="Calibri"/>
                 <w:b w:val="0"/>
                 <w:bCs w:val="0"/>
-                <w:lang w:val="en-CH"/>
+                <w:lang w:val="en-US"/>
               </w:rPr>
               <w:t>Jul – Aug 2026</w:t>
             </w:r>
@@ -1772,13 +1847,13 @@
               <w:cnfStyle w:val="000000000000" w:firstRow="0" w:lastRow="0" w:firstColumn="0" w:lastColumn="0" w:oddVBand="0" w:evenVBand="0" w:oddHBand="0" w:evenHBand="0" w:firstRowFirstColumn="0" w:firstRowLastColumn="0" w:lastRowFirstColumn="0" w:lastRowLastColumn="0"/>
               <w:rPr>
                 <w:rFonts w:ascii="Calibri" w:hAnsi="Calibri" w:cs="Calibri"/>
-                <w:lang w:val="en-CH"/>
+                <w:lang w:val="en-US"/>
               </w:rPr>
             </w:pPr>
             <w:r>
               <w:rPr>
                 <w:rFonts w:ascii="Calibri" w:hAnsi="Calibri" w:cs="Calibri"/>
-                <w:lang w:val="en-CH"/>
+                <w:lang w:val="en-US"/>
               </w:rPr>
               <w:t>Discussion, Conclusion &amp; Finalization</w:t>
             </w:r>
@@ -1791,7 +1866,7 @@
           </w:tcPr>
           <w:p>
             <w:pPr>
-              <w:pStyle w:val="ListParagraph"/>
+              <w:pStyle w:val="Listenabsatz"/>
               <w:numPr>
                 <w:ilvl w:val="0"/>
                 <w:numId w:val="9"/>
@@ -1799,20 +1874,20 @@
               <w:cnfStyle w:val="000000000000" w:firstRow="0" w:lastRow="0" w:firstColumn="0" w:lastColumn="0" w:oddVBand="0" w:evenVBand="0" w:oddHBand="0" w:evenHBand="0" w:firstRowFirstColumn="0" w:firstRowLastColumn="0" w:lastRowFirstColumn="0" w:lastRowLastColumn="0"/>
               <w:rPr>
                 <w:rFonts w:ascii="Calibri" w:hAnsi="Calibri" w:cs="Calibri"/>
-                <w:lang w:val="en-CH"/>
+                <w:lang w:val="en-US"/>
               </w:rPr>
             </w:pPr>
             <w:r>
               <w:rPr>
                 <w:rFonts w:ascii="Calibri" w:hAnsi="Calibri" w:cs="Calibri"/>
-                <w:lang w:val="en-CH"/>
+                <w:lang w:val="en-US"/>
               </w:rPr>
               <w:t>Write Discussion, Conclusion, and Abstract.</w:t>
             </w:r>
           </w:p>
           <w:p>
             <w:pPr>
-              <w:pStyle w:val="ListParagraph"/>
+              <w:pStyle w:val="Listenabsatz"/>
               <w:numPr>
                 <w:ilvl w:val="0"/>
                 <w:numId w:val="9"/>
@@ -1820,20 +1895,20 @@
               <w:cnfStyle w:val="000000000000" w:firstRow="0" w:lastRow="0" w:firstColumn="0" w:lastColumn="0" w:oddVBand="0" w:evenVBand="0" w:oddHBand="0" w:evenHBand="0" w:firstRowFirstColumn="0" w:firstRowLastColumn="0" w:lastRowFirstColumn="0" w:lastRowLastColumn="0"/>
               <w:rPr>
                 <w:rFonts w:ascii="Calibri" w:hAnsi="Calibri" w:cs="Calibri"/>
-                <w:lang w:val="en-CH"/>
+                <w:lang w:val="en-US"/>
               </w:rPr>
             </w:pPr>
             <w:r>
               <w:rPr>
                 <w:rFonts w:ascii="Calibri" w:hAnsi="Calibri" w:cs="Calibri"/>
-                <w:lang w:val="en-CH"/>
+                <w:lang w:val="en-US"/>
               </w:rPr>
               <w:t>Final proofreading, formatting, and supervisor feedback.</w:t>
             </w:r>
           </w:p>
           <w:p>
             <w:pPr>
-              <w:pStyle w:val="ListParagraph"/>
+              <w:pStyle w:val="Listenabsatz"/>
               <w:numPr>
                 <w:ilvl w:val="0"/>
                 <w:numId w:val="9"/>
@@ -1841,20 +1916,20 @@
               <w:cnfStyle w:val="000000000000" w:firstRow="0" w:lastRow="0" w:firstColumn="0" w:lastColumn="0" w:oddVBand="0" w:evenVBand="0" w:oddHBand="0" w:evenHBand="0" w:firstRowFirstColumn="0" w:firstRowLastColumn="0" w:lastRowFirstColumn="0" w:lastRowLastColumn="0"/>
               <w:rPr>
                 <w:rFonts w:ascii="Calibri" w:hAnsi="Calibri" w:cs="Calibri"/>
-                <w:lang w:val="en-CH"/>
+                <w:lang w:val="en-US"/>
               </w:rPr>
             </w:pPr>
             <w:r>
               <w:rPr>
                 <w:rFonts w:ascii="Calibri" w:hAnsi="Calibri" w:cs="Calibri"/>
-                <w:lang w:val="en-CH"/>
+                <w:lang w:val="en-US"/>
               </w:rPr>
               <w:t>Prepare presentation (if required)</w:t>
             </w:r>
             <w:r>
               <w:rPr>
                 <w:rFonts w:ascii="Calibri" w:hAnsi="Calibri" w:cs="Calibri"/>
-                <w:lang w:val="en-CH"/>
+                <w:lang w:val="en-US"/>
               </w:rPr>
               <w:t>.</w:t>
             </w:r>
@@ -1865,13 +1940,13 @@
               <w:cnfStyle w:val="000000000000" w:firstRow="0" w:lastRow="0" w:firstColumn="0" w:lastColumn="0" w:oddVBand="0" w:evenVBand="0" w:oddHBand="0" w:evenHBand="0" w:firstRowFirstColumn="0" w:firstRowLastColumn="0" w:lastRowFirstColumn="0" w:lastRowLastColumn="0"/>
               <w:rPr>
                 <w:rFonts w:ascii="Calibri" w:hAnsi="Calibri" w:cs="Calibri"/>
-                <w:lang w:val="en-CH"/>
+                <w:lang w:val="en-US"/>
               </w:rPr>
             </w:pPr>
             <w:r>
               <w:rPr>
                 <w:rFonts w:ascii="Calibri" w:hAnsi="Calibri" w:cs="Calibri"/>
-                <w:lang w:val="en-CH"/>
+                <w:lang w:val="en-US"/>
               </w:rPr>
               <w:t xml:space="preserve"> </w:t>
             </w:r>
@@ -1880,7 +1955,7 @@
                 <w:rFonts w:ascii="Calibri" w:hAnsi="Calibri" w:cs="Calibri"/>
                 <w:i/>
                 <w:iCs/>
-                <w:lang w:val="en-CH"/>
+                <w:lang w:val="en-US"/>
               </w:rPr>
               <w:t>Milestone 6: Final thesis submission (mid-August).</w:t>
             </w:r>
@@ -1892,7 +1967,47 @@
       <w:pPr>
         <w:rPr>
           <w:rFonts w:ascii="Calibri" w:hAnsi="Calibri" w:cs="Calibri"/>
-          <w:lang w:val="en-CH"/>
+          <w:lang w:val="en-US"/>
+        </w:rPr>
+      </w:pPr>
+    </w:p>
+    <w:p>
+      <w:pPr>
+        <w:rPr>
+          <w:rFonts w:ascii="Calibri" w:hAnsi="Calibri" w:cs="Calibri"/>
+          <w:lang w:val="en-US"/>
+        </w:rPr>
+      </w:pPr>
+      <w:r>
+        <w:rPr>
+          <w:rFonts w:ascii="Calibri" w:hAnsi="Calibri" w:cs="Calibri"/>
+          <w:b/>
+          <w:bCs/>
+          <w:lang w:val="en-US"/>
+        </w:rPr>
+        <w:t>AI Statement:</w:t>
+      </w:r>
+      <w:r>
+        <w:rPr>
+          <w:rFonts w:ascii="Calibri" w:hAnsi="Calibri" w:cs="Calibri"/>
+          <w:lang w:val="en-US"/>
+        </w:rPr>
+        <w:t xml:space="preserve"> ChatGPT 5 was used to help generate and structure the timeline table, and to refine the wording. It also supported me in improving sentence structure, understanding, spelling, and grammar. In addition, it assisted with citation formatting.</w:t>
+      </w:r>
+    </w:p>
+    <w:p>
+      <w:pPr>
+        <w:rPr>
+          <w:rFonts w:ascii="Calibri" w:hAnsi="Calibri" w:cs="Calibri"/>
+          <w:lang w:val="en-US"/>
+        </w:rPr>
+      </w:pPr>
+    </w:p>
+    <w:p>
+      <w:pPr>
+        <w:rPr>
+          <w:rFonts w:ascii="Calibri" w:hAnsi="Calibri" w:cs="Calibri"/>
+          <w:lang w:val="en-US"/>
         </w:rPr>
       </w:pPr>
     </w:p>
@@ -1904,7 +2019,7 @@
           <w:bCs/>
           <w:sz w:val="28"/>
           <w:szCs w:val="28"/>
-          <w:lang w:val="en-CH"/>
+          <w:lang w:val="en-US"/>
         </w:rPr>
       </w:pPr>
       <w:r>
@@ -1914,8 +2029,9 @@
           <w:bCs/>
           <w:sz w:val="28"/>
           <w:szCs w:val="28"/>
-          <w:lang w:val="en-CH"/>
-        </w:rPr>
+          <w:lang w:val="en-US"/>
+        </w:rPr>
+        <w:lastRenderedPageBreak/>
         <w:t>Literature:</w:t>
       </w:r>
     </w:p>
@@ -1923,14 +2039,14 @@
       <w:pPr>
         <w:rPr>
           <w:rFonts w:ascii="Calibri" w:hAnsi="Calibri" w:cs="Calibri"/>
-          <w:lang w:val="en-CH"/>
+          <w:lang w:val="en-US"/>
         </w:rPr>
       </w:pPr>
       <w:proofErr w:type="spellStart"/>
       <w:r>
         <w:rPr>
           <w:rFonts w:ascii="Calibri" w:hAnsi="Calibri" w:cs="Calibri"/>
-          <w:lang w:val="en-CH"/>
+          <w:lang w:val="en-US"/>
         </w:rPr>
         <w:t>Awrangjeb</w:t>
       </w:r>
@@ -1938,31 +2054,93 @@
       <w:r>
         <w:rPr>
           <w:rFonts w:ascii="Calibri" w:hAnsi="Calibri" w:cs="Calibri"/>
-          <w:lang w:val="en-CH"/>
-        </w:rPr>
-        <w:t>, M., Zhang, C., &amp; Fraser, C. S. (2012). Automatic extraction of building footprints and roof structures from airborne LIDAR data. IEEE Transactions on Geoscience and Remote Sensing, 50(7), 2258–2278.</w:t>
-      </w:r>
-      <w:r>
-        <w:rPr>
-          <w:rFonts w:ascii="Calibri" w:hAnsi="Calibri" w:cs="Calibri"/>
-          <w:lang w:val="en-CH"/>
-        </w:rPr>
-        <w:br/>
-        <w:t>https://doi.org/10.1109/TGRS.2011.2171975</w:t>
+          <w:lang w:val="en-US"/>
+        </w:rPr>
+        <w:t xml:space="preserve">, Mohammad &amp; Zhang, </w:t>
+      </w:r>
+      <w:proofErr w:type="spellStart"/>
+      <w:r>
+        <w:rPr>
+          <w:rFonts w:ascii="Calibri" w:hAnsi="Calibri" w:cs="Calibri"/>
+          <w:lang w:val="en-US"/>
+        </w:rPr>
+        <w:t>Chunsun</w:t>
+      </w:r>
+      <w:proofErr w:type="spellEnd"/>
+      <w:r>
+        <w:rPr>
+          <w:rFonts w:ascii="Calibri" w:hAnsi="Calibri" w:cs="Calibri"/>
+          <w:lang w:val="en-US"/>
+        </w:rPr>
+        <w:t xml:space="preserve"> &amp; Fraser, Clive. (2013). Automatic Extraction of Building Roofs Using LIDAR Data and Multispectral Imagery. International Journal of Photogrammetry and Remote Sensing. 83. 1-18. 10.1016/j.isprsjprs.2013.05.006. </w:t>
       </w:r>
     </w:p>
     <w:p>
       <w:pPr>
         <w:rPr>
           <w:rFonts w:ascii="Calibri" w:hAnsi="Calibri" w:cs="Calibri"/>
-          <w:lang w:val="en-CH"/>
-        </w:rPr>
-      </w:pPr>
+          <w:lang w:val="en-US"/>
+        </w:rPr>
+      </w:pPr>
+      <w:r>
+        <w:rPr>
+          <w:rFonts w:ascii="Calibri" w:hAnsi="Calibri" w:cs="Calibri"/>
+          <w:lang w:val="en-US"/>
+        </w:rPr>
+        <w:t xml:space="preserve">Adimoolam, Y. K., </w:t>
+      </w:r>
       <w:proofErr w:type="spellStart"/>
       <w:r>
         <w:rPr>
           <w:rFonts w:ascii="Calibri" w:hAnsi="Calibri" w:cs="Calibri"/>
-          <w:lang w:val="en-CH"/>
+          <w:lang w:val="en-US"/>
+        </w:rPr>
+        <w:t>Poullis</w:t>
+      </w:r>
+      <w:proofErr w:type="spellEnd"/>
+      <w:r>
+        <w:rPr>
+          <w:rFonts w:ascii="Calibri" w:hAnsi="Calibri" w:cs="Calibri"/>
+          <w:lang w:val="en-US"/>
+        </w:rPr>
+        <w:t xml:space="preserve">, C., &amp; </w:t>
+      </w:r>
+      <w:proofErr w:type="spellStart"/>
+      <w:r>
+        <w:rPr>
+          <w:rFonts w:ascii="Calibri" w:hAnsi="Calibri" w:cs="Calibri"/>
+          <w:lang w:val="en-US"/>
+        </w:rPr>
+        <w:t>Averkiou</w:t>
+      </w:r>
+      <w:proofErr w:type="spellEnd"/>
+      <w:r>
+        <w:rPr>
+          <w:rFonts w:ascii="Calibri" w:hAnsi="Calibri" w:cs="Calibri"/>
+          <w:lang w:val="en-US"/>
+        </w:rPr>
+        <w:t>, M. (2024). Pix2Poly: A sequence prediction method for end-to-end polygonal building footprint extraction from remote sensing imagery. Proceedings of the IEEE/CVF Winter Conference on Applications of Computer Vision (WACV 2025). IEEE. https://arxiv.org/abs/2412.07899</w:t>
+      </w:r>
+      <w:r>
+        <w:rPr>
+          <w:rFonts w:ascii="Calibri" w:hAnsi="Calibri" w:cs="Calibri"/>
+          <w:lang w:val="en-US"/>
+        </w:rPr>
+        <w:t xml:space="preserve"> </w:t>
+      </w:r>
+    </w:p>
+    <w:p>
+      <w:pPr>
+        <w:rPr>
+          <w:rFonts w:ascii="Calibri" w:hAnsi="Calibri" w:cs="Calibri"/>
+          <w:lang w:val="en-US"/>
+        </w:rPr>
+      </w:pPr>
+      <w:proofErr w:type="spellStart"/>
+      <w:r>
+        <w:rPr>
+          <w:rFonts w:ascii="Calibri" w:hAnsi="Calibri" w:cs="Calibri"/>
+          <w:lang w:val="en-US"/>
         </w:rPr>
         <w:t>Bommasani</w:t>
       </w:r>
@@ -1970,14 +2148,14 @@
       <w:r>
         <w:rPr>
           <w:rFonts w:ascii="Calibri" w:hAnsi="Calibri" w:cs="Calibri"/>
-          <w:lang w:val="en-CH"/>
+          <w:lang w:val="en-US"/>
         </w:rPr>
         <w:t>, R., Hudson, D. A., Adeli, E., Altman, R., Arora, S., von Arx, S., ... &amp; Liang, P. (2021). On the opportunities and risks of foundation models. Stanford Institute for Human-Centered Artificial Intelligence.</w:t>
       </w:r>
       <w:r>
         <w:rPr>
           <w:rFonts w:ascii="Calibri" w:hAnsi="Calibri" w:cs="Calibri"/>
-          <w:lang w:val="en-CH"/>
+          <w:lang w:val="en-US"/>
         </w:rPr>
         <w:br/>
         <w:t>https://arxiv.org/abs/2108.07258</w:t>
@@ -1987,309 +2165,99 @@
       <w:pPr>
         <w:rPr>
           <w:rFonts w:ascii="Calibri" w:hAnsi="Calibri" w:cs="Calibri"/>
-          <w:lang w:val="en-CH"/>
-        </w:rPr>
-      </w:pPr>
-      <w:r>
-        <w:rPr>
-          <w:rFonts w:ascii="Calibri" w:hAnsi="Calibri" w:cs="Calibri"/>
-          <w:lang w:val="en-CH"/>
-        </w:rPr>
-        <w:t xml:space="preserve">Chen, Y.-C., Li, W.-H., Sun, C., Wang, Y.-C. F., &amp; Chen, C.-S. (2024). M3RS: Multi-modal multi-resolution remote sensing model for segmentation and understanding. </w:t>
-      </w:r>
-      <w:proofErr w:type="spellStart"/>
-      <w:r>
-        <w:rPr>
-          <w:rFonts w:ascii="Calibri" w:hAnsi="Calibri" w:cs="Calibri"/>
-          <w:lang w:val="en-CH"/>
-        </w:rPr>
-        <w:t>arXiv</w:t>
-      </w:r>
-      <w:proofErr w:type="spellEnd"/>
-      <w:r>
-        <w:rPr>
-          <w:rFonts w:ascii="Calibri" w:hAnsi="Calibri" w:cs="Calibri"/>
-          <w:lang w:val="en-CH"/>
-        </w:rPr>
-        <w:t xml:space="preserve"> preprint arXiv:2406.09385.</w:t>
+          <w:lang w:val="en-US"/>
+        </w:rPr>
+      </w:pPr>
+      <w:r>
+        <w:rPr>
+          <w:rFonts w:ascii="Calibri" w:hAnsi="Calibri" w:cs="Calibri"/>
+          <w:lang w:val="en-US"/>
+        </w:rPr>
+        <w:t>Zhou, Y., Feng, L., Ke, Y., Jiang, X., Yan, J., Yang, X., &amp; Zhang, W. (2024). Towards Vision-Language Geo-Foundation Model: A Survey (arXiv:2406.09385).</w:t>
       </w:r>
     </w:p>
     <w:p>
       <w:pPr>
         <w:rPr>
           <w:rFonts w:ascii="Calibri" w:hAnsi="Calibri" w:cs="Calibri"/>
-          <w:lang w:val="en-CH"/>
-        </w:rPr>
-      </w:pPr>
-      <w:r>
-        <w:rPr>
-          <w:rFonts w:ascii="Calibri" w:hAnsi="Calibri" w:cs="Calibri"/>
-          <w:lang w:val="en-CH"/>
-        </w:rPr>
-        <w:lastRenderedPageBreak/>
-        <w:t>Ji, Y., &amp; Gao, S. (2023). Spatially grounded multimodal foundation models for geographic artificial intelligence. Computers, Environment and Urban Systems, 103, 102036.</w:t>
-      </w:r>
-      <w:r>
-        <w:rPr>
-          <w:rFonts w:ascii="Calibri" w:hAnsi="Calibri" w:cs="Calibri"/>
-          <w:lang w:val="en-CH"/>
-        </w:rPr>
-        <w:br/>
-        <w:t>https://doi.org/10.1016/j.compenvurbsys.2023.102036</w:t>
+          <w:lang w:val="en-US"/>
+        </w:rPr>
+      </w:pPr>
+      <w:r>
+        <w:rPr>
+          <w:rFonts w:ascii="Calibri" w:hAnsi="Calibri" w:cs="Calibri"/>
+          <w:lang w:val="en-US"/>
+        </w:rPr>
+        <w:t>Ji, Y., Gao, S., Nie, Y., Majić, I., &amp; Janowicz, K. (2025). Foundation models for geospatial reasoning: Assessing the capabilities of large language models in understanding geometries and topological spatial relations. International Journal of Geographical Information Science. (Preprint version compiled June 12, 2025).</w:t>
       </w:r>
     </w:p>
     <w:p>
       <w:pPr>
         <w:rPr>
           <w:rFonts w:ascii="Calibri" w:hAnsi="Calibri" w:cs="Calibri"/>
-          <w:lang w:val="en-CH"/>
-        </w:rPr>
-      </w:pPr>
-      <w:r>
-        <w:rPr>
-          <w:rFonts w:ascii="Calibri" w:hAnsi="Calibri" w:cs="Calibri"/>
-          <w:lang w:val="en-CH"/>
-        </w:rPr>
-        <w:t>Luo, L., Xu, Y., &amp; Li, X. (2021). Automatic building footprint extraction from very high-resolution imagery using deep learning techniques. ISPRS Journal of Photogrammetry and Remote Sensing, 178, 1–15.</w:t>
-      </w:r>
-      <w:r>
-        <w:rPr>
-          <w:rFonts w:ascii="Calibri" w:hAnsi="Calibri" w:cs="Calibri"/>
-          <w:lang w:val="en-CH"/>
-        </w:rPr>
-        <w:br/>
-        <w:t>https://doi.org/10.1016/j.isprsjprs.2021.06.011</w:t>
+          <w:lang w:val="en-US"/>
+        </w:rPr>
+      </w:pPr>
+      <w:r>
+        <w:rPr>
+          <w:rFonts w:ascii="Calibri" w:hAnsi="Calibri" w:cs="Calibri"/>
+          <w:lang w:val="en-US"/>
+        </w:rPr>
+        <w:t xml:space="preserve">O’Shea, K., &amp; Nash, R. (2015). An introduction to convolutional neural networks. </w:t>
+      </w:r>
+      <w:proofErr w:type="spellStart"/>
+      <w:r>
+        <w:rPr>
+          <w:rFonts w:ascii="Calibri" w:hAnsi="Calibri" w:cs="Calibri"/>
+          <w:lang w:val="en-US"/>
+        </w:rPr>
+        <w:t>arXiv</w:t>
+      </w:r>
+      <w:proofErr w:type="spellEnd"/>
+      <w:r>
+        <w:rPr>
+          <w:rFonts w:ascii="Calibri" w:hAnsi="Calibri" w:cs="Calibri"/>
+          <w:lang w:val="en-US"/>
+        </w:rPr>
+        <w:t xml:space="preserve"> preprint arXiv:1511.08458.</w:t>
       </w:r>
     </w:p>
     <w:p>
       <w:pPr>
         <w:rPr>
           <w:rFonts w:ascii="Calibri" w:hAnsi="Calibri" w:cs="Calibri"/>
-          <w:lang w:val="en-CH"/>
-        </w:rPr>
-      </w:pPr>
-      <w:r>
-        <w:rPr>
-          <w:rFonts w:ascii="Calibri" w:hAnsi="Calibri" w:cs="Calibri"/>
-          <w:lang w:val="en-CH"/>
-        </w:rPr>
-        <w:t xml:space="preserve">O’Shea, K., &amp; Nash, R. (2015). An introduction to convolutional neural networks. </w:t>
-      </w:r>
+          <w:lang w:val="en-US"/>
+        </w:rPr>
+      </w:pPr>
       <w:proofErr w:type="spellStart"/>
       <w:r>
         <w:rPr>
           <w:rFonts w:ascii="Calibri" w:hAnsi="Calibri" w:cs="Calibri"/>
-          <w:lang w:val="en-CH"/>
-        </w:rPr>
-        <w:t>arXiv</w:t>
+          <w:lang w:val="en-US"/>
+        </w:rPr>
+        <w:t>Ranftl</w:t>
       </w:r>
       <w:proofErr w:type="spellEnd"/>
       <w:r>
         <w:rPr>
           <w:rFonts w:ascii="Calibri" w:hAnsi="Calibri" w:cs="Calibri"/>
-          <w:lang w:val="en-CH"/>
-        </w:rPr>
-        <w:t xml:space="preserve"> preprint arXiv:1511.08458.</w:t>
-      </w:r>
-    </w:p>
-    <w:p>
-      <w:pPr>
-        <w:rPr>
-          <w:rFonts w:ascii="Calibri" w:hAnsi="Calibri" w:cs="Calibri"/>
-          <w:lang w:val="en-CH"/>
-        </w:rPr>
-      </w:pPr>
-      <w:proofErr w:type="spellStart"/>
-      <w:r>
-        <w:rPr>
-          <w:rFonts w:ascii="Calibri" w:hAnsi="Calibri" w:cs="Calibri"/>
-          <w:lang w:val="en-CH"/>
-        </w:rPr>
-        <w:t>Ranftl</w:t>
-      </w:r>
-      <w:proofErr w:type="spellEnd"/>
-      <w:r>
-        <w:rPr>
-          <w:rFonts w:ascii="Calibri" w:hAnsi="Calibri" w:cs="Calibri"/>
-          <w:lang w:val="en-CH"/>
-        </w:rPr>
-        <w:t xml:space="preserve">, R., </w:t>
-      </w:r>
-      <w:proofErr w:type="spellStart"/>
-      <w:r>
-        <w:rPr>
-          <w:rFonts w:ascii="Calibri" w:hAnsi="Calibri" w:cs="Calibri"/>
-          <w:lang w:val="en-CH"/>
-        </w:rPr>
-        <w:t>Bochkovskiy</w:t>
-      </w:r>
-      <w:proofErr w:type="spellEnd"/>
-      <w:r>
-        <w:rPr>
-          <w:rFonts w:ascii="Calibri" w:hAnsi="Calibri" w:cs="Calibri"/>
-          <w:lang w:val="en-CH"/>
-        </w:rPr>
-        <w:t>, A., &amp; Koltun, V. (2021). Vision transformers for dense prediction. Proceedings of the IEEE/CVF International Conference on Computer Vision (ICCV), 12179–12188.</w:t>
-      </w:r>
-      <w:r>
-        <w:rPr>
-          <w:rFonts w:ascii="Calibri" w:hAnsi="Calibri" w:cs="Calibri"/>
-          <w:lang w:val="en-CH"/>
-        </w:rPr>
-        <w:br/>
-        <w:t>https://arxiv.org/abs/2103.13413</w:t>
-      </w:r>
-    </w:p>
-    <w:p>
-      <w:pPr>
-        <w:rPr>
-          <w:rFonts w:ascii="Calibri" w:hAnsi="Calibri" w:cs="Calibri"/>
-          <w:lang w:val="en-CH"/>
-        </w:rPr>
-      </w:pPr>
-      <w:r>
-        <w:rPr>
-          <w:rFonts w:ascii="Calibri" w:hAnsi="Calibri" w:cs="Calibri"/>
-          <w:lang w:val="en-CH"/>
-        </w:rPr>
-        <w:t xml:space="preserve">Wang, J., Zhou, J., Xu, Y., &amp; Zhang, T. (2024). A survey on multimodal large language models: From pre-training to applications. </w:t>
-      </w:r>
-      <w:proofErr w:type="spellStart"/>
-      <w:r>
-        <w:rPr>
-          <w:rFonts w:ascii="Calibri" w:hAnsi="Calibri" w:cs="Calibri"/>
-          <w:lang w:val="en-CH"/>
-        </w:rPr>
-        <w:t>arXiv</w:t>
-      </w:r>
-      <w:proofErr w:type="spellEnd"/>
-      <w:r>
-        <w:rPr>
-          <w:rFonts w:ascii="Calibri" w:hAnsi="Calibri" w:cs="Calibri"/>
-          <w:lang w:val="en-CH"/>
-        </w:rPr>
-        <w:t xml:space="preserve"> preprint arXiv:2404.08767.</w:t>
-      </w:r>
-    </w:p>
-    <w:p>
-      <w:pPr>
-        <w:rPr>
-          <w:rFonts w:ascii="Calibri" w:hAnsi="Calibri" w:cs="Calibri"/>
-          <w:lang w:val="en-CH"/>
-        </w:rPr>
-      </w:pPr>
-      <w:r>
-        <w:rPr>
-          <w:rFonts w:ascii="Calibri" w:hAnsi="Calibri" w:cs="Calibri"/>
-          <w:lang w:val="en-CH"/>
-        </w:rPr>
-        <w:t xml:space="preserve">Wu, J., &amp; Gan, W. (2023). A survey on multimodal large language models: Vision, language, and beyond. </w:t>
-      </w:r>
-      <w:proofErr w:type="spellStart"/>
-      <w:r>
-        <w:rPr>
-          <w:rFonts w:ascii="Calibri" w:hAnsi="Calibri" w:cs="Calibri"/>
-          <w:lang w:val="en-CH"/>
-        </w:rPr>
-        <w:t>arXiv</w:t>
-      </w:r>
-      <w:proofErr w:type="spellEnd"/>
-      <w:r>
-        <w:rPr>
-          <w:rFonts w:ascii="Calibri" w:hAnsi="Calibri" w:cs="Calibri"/>
-          <w:lang w:val="en-CH"/>
-        </w:rPr>
-        <w:t xml:space="preserve"> preprint arXiv:2310.01845.</w:t>
-      </w:r>
-    </w:p>
-    <w:p>
-      <w:pPr>
-        <w:rPr>
-          <w:rFonts w:ascii="Calibri" w:hAnsi="Calibri" w:cs="Calibri"/>
-          <w:lang w:val="en-CH"/>
-        </w:rPr>
-      </w:pPr>
-      <w:proofErr w:type="spellStart"/>
-      <w:r>
-        <w:rPr>
-          <w:rFonts w:ascii="Calibri" w:hAnsi="Calibri" w:cs="Calibri"/>
-        </w:rPr>
-        <w:t>swisstopo</w:t>
-      </w:r>
-      <w:proofErr w:type="spellEnd"/>
-      <w:r>
-        <w:rPr>
-          <w:rFonts w:ascii="Calibri" w:hAnsi="Calibri" w:cs="Calibri"/>
-        </w:rPr>
-        <w:t xml:space="preserve"> (2025). Topographic Landscape Model (TLM) and Orthophotos – Licensing Information.</w:t>
-      </w:r>
-      <w:r>
-        <w:rPr>
-          <w:rFonts w:ascii="Calibri" w:hAnsi="Calibri" w:cs="Calibri"/>
-        </w:rPr>
-        <w:br/>
-        <w:t>https://www.swisstopo.admin.ch/en/geodata/landscape-model.html</w:t>
-      </w:r>
-    </w:p>
-    <w:p>
-      <w:pPr>
-        <w:rPr>
-          <w:rFonts w:ascii="Calibri" w:hAnsi="Calibri" w:cs="Calibri"/>
-          <w:lang w:val="en-CH"/>
-        </w:rPr>
-      </w:pPr>
-    </w:p>
-    <w:p>
-      <w:pPr>
-        <w:rPr>
-          <w:rFonts w:ascii="Calibri" w:hAnsi="Calibri" w:cs="Calibri"/>
-          <w:b/>
-          <w:bCs/>
-          <w:sz w:val="28"/>
-          <w:szCs w:val="28"/>
-          <w:lang w:val="en-CH"/>
-        </w:rPr>
-      </w:pPr>
-      <w:r>
-        <w:rPr>
-          <w:rFonts w:ascii="Calibri" w:hAnsi="Calibri" w:cs="Calibri"/>
-          <w:b/>
-          <w:bCs/>
-          <w:sz w:val="28"/>
-          <w:szCs w:val="28"/>
-          <w:lang w:val="en-CH"/>
-        </w:rPr>
-        <w:t>Additional Sources:</w:t>
-      </w:r>
-    </w:p>
-    <w:p>
-      <w:pPr>
-        <w:rPr>
-          <w:rFonts w:ascii="Calibri" w:hAnsi="Calibri" w:cs="Calibri"/>
-          <w:lang w:val="en-CH"/>
-        </w:rPr>
-      </w:pPr>
-      <w:r>
-        <w:rPr>
-          <w:rFonts w:ascii="Calibri" w:hAnsi="Calibri" w:cs="Calibri"/>
-          <w:lang w:val="en-CH"/>
-        </w:rPr>
-        <w:t xml:space="preserve"> Chen, X., &amp; Koltun, V. (2021). DPT: Dense Prediction Transformer – Supplementary Material.</w:t>
-      </w:r>
-      <w:r>
-        <w:rPr>
-          <w:rFonts w:ascii="Calibri" w:hAnsi="Calibri" w:cs="Calibri"/>
-          <w:lang w:val="en-CH"/>
-        </w:rPr>
-        <w:br/>
-      </w:r>
-      <w:hyperlink r:id="rId8" w:tgtFrame="_new" w:history="1">
+          <w:lang w:val="en-US"/>
+        </w:rPr>
+        <w:t>, R., Bochkovskiy, A., &amp; Koltun, V. (2021). Vision transformers for dense prediction. Proceedings of the IEEE/CVF International Conference on Computer Vision (ICCV), 12179–12188.</w:t>
+      </w:r>
+      <w:r>
+        <w:rPr>
+          <w:rFonts w:ascii="Calibri" w:hAnsi="Calibri" w:cs="Calibri"/>
+          <w:lang w:val="en-US"/>
+        </w:rPr>
+        <w:t xml:space="preserve"> </w:t>
+      </w:r>
+      <w:hyperlink r:id="rId9" w:history="1">
         <w:r>
           <w:rPr>
-            <w:rFonts w:ascii="Calibri" w:hAnsi="Calibri" w:cs="Calibri"/>
-            <w:lang w:val="en-CH"/>
+            <w:lang w:val="en-US"/>
           </w:rPr>
-          <w:t>https://github.com/intel-isl/DPT</w:t>
+          <w:t>https://arxiv.org/abs/2103.13413</w:t>
         </w:r>
       </w:hyperlink>
     </w:p>
@@ -2297,101 +2265,110 @@
       <w:pPr>
         <w:rPr>
           <w:rFonts w:ascii="Calibri" w:hAnsi="Calibri" w:cs="Calibri"/>
-          <w:lang w:val="en-CH"/>
-        </w:rPr>
-      </w:pPr>
-      <w:r>
-        <w:rPr>
-          <w:rFonts w:ascii="Calibri" w:hAnsi="Calibri" w:cs="Calibri"/>
-          <w:lang w:val="en-CH"/>
-        </w:rPr>
-        <w:t xml:space="preserve"> Ji, Y., Li, D., Gao, S., &amp; Goodchild, M. F. (2024). Multimodal geographic foundation models. </w:t>
-      </w:r>
-      <w:proofErr w:type="spellStart"/>
-      <w:r>
-        <w:rPr>
-          <w:rFonts w:ascii="Calibri" w:hAnsi="Calibri" w:cs="Calibri"/>
-          <w:lang w:val="en-CH"/>
-        </w:rPr>
-        <w:t>arXiv</w:t>
-      </w:r>
-      <w:proofErr w:type="spellEnd"/>
-      <w:r>
-        <w:rPr>
-          <w:rFonts w:ascii="Calibri" w:hAnsi="Calibri" w:cs="Calibri"/>
-          <w:lang w:val="en-CH"/>
-        </w:rPr>
-        <w:t xml:space="preserve"> preprint arXiv:2412.07899.</w:t>
-      </w:r>
+          <w:lang w:val="en-US"/>
+        </w:rPr>
+      </w:pPr>
+      <w:r>
+        <w:rPr>
+          <w:rFonts w:ascii="Calibri" w:hAnsi="Calibri" w:cs="Calibri"/>
+          <w:lang w:val="en-US"/>
+        </w:rPr>
+        <w:t xml:space="preserve">Rastogi, A., Singh, A. K., &amp; Sharma, A. (2022). Automatic building footprint extraction from very high-resolution imagery using deep learning techniques. ISPRS Journal of Photogrammetry and Remote Sensing, 183, 176–188. </w:t>
+      </w:r>
+      <w:hyperlink r:id="rId10" w:history="1">
+        <w:r>
+          <w:rPr>
+            <w:lang w:val="en-US"/>
+          </w:rPr>
+          <w:t>https://doi.org/10.1016/j.isprsjprs.2022.05.006</w:t>
+        </w:r>
+      </w:hyperlink>
     </w:p>
     <w:p>
       <w:pPr>
         <w:rPr>
           <w:rFonts w:ascii="Calibri" w:hAnsi="Calibri" w:cs="Calibri"/>
-          <w:lang w:val="en-CH"/>
-        </w:rPr>
-      </w:pPr>
-      <w:r>
-        <w:rPr>
-          <w:rFonts w:ascii="Calibri" w:hAnsi="Calibri" w:cs="Calibri"/>
-          <w:lang w:val="en-CH"/>
-        </w:rPr>
-        <w:t xml:space="preserve">Wang, Y., Zhou, J., Xu, Y., &amp; Zhang, T. (2024). Integrating vision and language foundation models for geospatial intelligence. </w:t>
-      </w:r>
-      <w:proofErr w:type="spellStart"/>
-      <w:r>
-        <w:rPr>
-          <w:rFonts w:ascii="Calibri" w:hAnsi="Calibri" w:cs="Calibri"/>
-          <w:lang w:val="en-CH"/>
-        </w:rPr>
-        <w:t>arXiv</w:t>
-      </w:r>
-      <w:proofErr w:type="spellEnd"/>
-      <w:r>
-        <w:rPr>
-          <w:rFonts w:ascii="Calibri" w:hAnsi="Calibri" w:cs="Calibri"/>
-          <w:lang w:val="en-CH"/>
-        </w:rPr>
-        <w:t xml:space="preserve"> preprint arXiv:2402.04788.</w:t>
+          <w:lang w:val="en-US"/>
+        </w:rPr>
+      </w:pPr>
+      <w:r>
+        <w:rPr>
+          <w:rFonts w:ascii="Calibri" w:hAnsi="Calibri" w:cs="Calibri"/>
+          <w:lang w:val="en-US"/>
+        </w:rPr>
+        <w:t>Wu, J., &amp; Gan, W. (2023). Multimodal Large Language Models: A Survey (arXiv:2311.13165).</w:t>
       </w:r>
     </w:p>
     <w:p>
       <w:pPr>
         <w:rPr>
           <w:rFonts w:ascii="Calibri" w:hAnsi="Calibri" w:cs="Calibri"/>
-          <w:lang w:val="en-CH"/>
-        </w:rPr>
-      </w:pPr>
-      <w:r>
-        <w:rPr>
-          <w:rFonts w:ascii="Calibri" w:hAnsi="Calibri" w:cs="Calibri"/>
-          <w:lang w:val="en-CH"/>
-        </w:rPr>
-        <w:t xml:space="preserve"> Luo, L., Wang, M., Zhang, Z., &amp; Li, X. (2023). Automatic detection of residential buildings using convolutional neural networks. Remote Sensing Letters, 14(3), 210–219.</w:t>
-      </w:r>
-    </w:p>
-    <w:p>
-      <w:pPr>
-        <w:rPr>
-          <w:rFonts w:ascii="Calibri" w:hAnsi="Calibri" w:cs="Calibri"/>
           <w:b/>
           <w:bCs/>
-          <w:lang w:val="en-CH"/>
-        </w:rPr>
-      </w:pPr>
-    </w:p>
-    <w:p>
-      <w:pPr>
-        <w:rPr>
-          <w:rFonts w:ascii="Calibri" w:hAnsi="Calibri" w:cs="Calibri"/>
-          <w:b/>
-          <w:bCs/>
-          <w:lang w:val="en-CH"/>
-        </w:rPr>
-      </w:pPr>
+          <w:lang w:val="en-US"/>
+        </w:rPr>
+      </w:pPr>
+      <w:proofErr w:type="spellStart"/>
+      <w:r>
+        <w:rPr>
+          <w:rFonts w:ascii="Calibri" w:hAnsi="Calibri" w:cs="Calibri"/>
+          <w:lang w:val="en-US"/>
+        </w:rPr>
+        <w:t>swisstopo</w:t>
+      </w:r>
+      <w:proofErr w:type="spellEnd"/>
+      <w:r>
+        <w:rPr>
+          <w:rFonts w:ascii="Calibri" w:hAnsi="Calibri" w:cs="Calibri"/>
+          <w:lang w:val="en-US"/>
+        </w:rPr>
+        <w:t xml:space="preserve"> (2025). </w:t>
+      </w:r>
+      <w:r>
+        <w:rPr>
+          <w:rFonts w:ascii="Calibri" w:hAnsi="Calibri" w:cs="Calibri"/>
+          <w:i/>
+          <w:iCs/>
+          <w:lang w:val="en-US"/>
+        </w:rPr>
+        <w:t>Topographic Landscape Model (TLM) and Orthophotos.</w:t>
+      </w:r>
+      <w:r>
+        <w:rPr>
+          <w:rFonts w:ascii="Calibri" w:hAnsi="Calibri" w:cs="Calibri"/>
+          <w:lang w:val="en-US"/>
+        </w:rPr>
+        <w:t xml:space="preserve"> Federal Office of Topography </w:t>
+      </w:r>
+      <w:proofErr w:type="spellStart"/>
+      <w:r>
+        <w:rPr>
+          <w:rFonts w:ascii="Calibri" w:hAnsi="Calibri" w:cs="Calibri"/>
+          <w:lang w:val="en-US"/>
+        </w:rPr>
+        <w:t>swisstopo</w:t>
+      </w:r>
+      <w:proofErr w:type="spellEnd"/>
+      <w:r>
+        <w:rPr>
+          <w:rFonts w:ascii="Calibri" w:hAnsi="Calibri" w:cs="Calibri"/>
+          <w:lang w:val="en-US"/>
+        </w:rPr>
+        <w:t xml:space="preserve">. </w:t>
+      </w:r>
+      <w:hyperlink r:id="rId11" w:tgtFrame="_new" w:history="1">
+        <w:r>
+          <w:rPr>
+            <w:rStyle w:val="Hyperlink"/>
+            <w:rFonts w:ascii="Calibri" w:hAnsi="Calibri" w:cs="Calibri"/>
+            <w:lang w:val="en-US"/>
+          </w:rPr>
+          <w:t>https://www.swisstopo.admin.ch/en/information-topographic-landscape-model</w:t>
+        </w:r>
+      </w:hyperlink>
     </w:p>
     <w:sectPr>
-      <w:headerReference w:type="default" r:id="rId9"/>
+      <w:headerReference w:type="default" r:id="rId12"/>
       <w:pgSz w:w="11906" w:h="16838"/>
       <w:pgMar w:top="1440" w:right="1440" w:bottom="1440" w:left="1440" w:header="708" w:footer="708" w:gutter="0"/>
       <w:cols w:space="708"/>
@@ -2455,7 +2432,7 @@
 <w:hdr xmlns:wpc="http://schemas.microsoft.com/office/word/2010/wordprocessingCanvas" xmlns:cx="http://schemas.microsoft.com/office/drawing/2014/chartex" xmlns:cx1="http://schemas.microsoft.com/office/drawing/2015/9/8/chartex" xmlns:cx2="http://schemas.microsoft.com/office/drawing/2015/10/21/chartex" xmlns:cx3="http://schemas.microsoft.com/office/drawing/2016/5/9/chartex" xmlns:cx4="http://schemas.microsoft.com/office/drawing/2016/5/10/chartex" xmlns:cx5="http://schemas.microsoft.com/office/drawing/2016/5/11/chartex" xmlns:cx6="http://schemas.microsoft.com/office/drawing/2016/5/12/chartex" xmlns:cx7="http://schemas.microsoft.com/office/drawing/2016/5/13/chartex" xmlns:cx8="http://schemas.microsoft.com/office/drawing/2016/5/14/chartex" xmlns:mc="http://schemas.openxmlformats.org/markup-compatibility/2006" xmlns:aink="http://schemas.microsoft.com/office/drawing/2016/ink" xmlns:am3d="http://schemas.microsoft.com/office/drawing/2017/model3d" xmlns:o="urn:schemas-microsoft-com:office:office" xmlns:oel="http://schemas.microsoft.com/office/2019/extlst" xmlns:r="http://schemas.openxmlformats.org/officeDocument/2006/relationships" xmlns:m="http://schemas.openxmlformats.org/officeDocument/2006/math" xmlns:v="urn:schemas-microsoft-com:vml" xmlns:wp14="http://schemas.microsoft.com/office/word/2010/wordprocessingDrawing" xmlns:wp="http://schemas.openxmlformats.org/drawingml/2006/wordprocessingDrawing" xmlns:w10="urn:schemas-microsoft-com:office:word" xmlns:w="http://schemas.openxmlformats.org/wordprocessingml/2006/main" xmlns:w14="http://schemas.microsoft.com/office/word/2010/wordml" xmlns:w15="http://schemas.microsoft.com/office/word/2012/wordml" xmlns:w16cex="http://schemas.microsoft.com/office/word/2018/wordml/cex" xmlns:w16cid="http://schemas.microsoft.com/office/word/2016/wordml/cid" xmlns:w16="http://schemas.microsoft.com/office/word/2018/wordml" xmlns:w16du="http://schemas.microsoft.com/office/word/2023/wordml/word16du" xmlns:w16sdtdh="http://schemas.microsoft.com/office/word/2020/wordml/sdtdatahash" xmlns:w16sdtfl="http://schemas.microsoft.com/office/word/2024/wordml/sdtformatlock" xmlns:w16se="http://schemas.microsoft.com/office/word/2015/wordml/symex" xmlns:wpg="http://schemas.microsoft.com/office/word/2010/wordprocessingGroup" xmlns:wpi="http://schemas.microsoft.com/office/word/2010/wordprocessingInk" xmlns:wne="http://schemas.microsoft.com/office/word/2006/wordml" xmlns:wps="http://schemas.microsoft.com/office/word/2010/wordprocessingShape" mc:Ignorable="w14 w15 w16se w16cid w16 w16cex w16sdtdh w16sdtfl w16du wp14">
   <w:p>
     <w:pPr>
-      <w:pStyle w:val="Header"/>
+      <w:pStyle w:val="Kopfzeile"/>
       <w:rPr>
         <w:lang w:val="en-GB"/>
       </w:rPr>
@@ -2471,20 +2448,19 @@
         <w:lang w:val="en-GB"/>
       </w:rPr>
       <w:tab/>
+      <w:t>Concept</w:t>
     </w:r>
-    <w:proofErr w:type="spellStart"/>
     <w:r>
       <w:rPr>
         <w:lang w:val="en-GB"/>
       </w:rPr>
-      <w:t>ConceptDraft</w:t>
+      <w:t xml:space="preserve"> </w:t>
     </w:r>
-    <w:proofErr w:type="spellEnd"/>
     <w:r>
       <w:rPr>
         <w:lang w:val="en-GB"/>
       </w:rPr>
-      <w:t xml:space="preserve"> </w:t>
+      <w:t xml:space="preserve">Draft </w:t>
     </w:r>
     <w:proofErr w:type="spellStart"/>
     <w:r>
@@ -2498,7 +2474,13 @@
       <w:rPr>
         <w:lang w:val="en-GB"/>
       </w:rPr>
-      <w:t xml:space="preserve"> Topic</w:t>
+      <w:t xml:space="preserve"> </w:t>
+    </w:r>
+    <w:r>
+      <w:rPr>
+        <w:lang w:val="en-GB"/>
+      </w:rPr>
+      <w:t>Thesis</w:t>
     </w:r>
     <w:r>
       <w:rPr>
@@ -3676,7 +3658,7 @@
         <w:kern w:val="2"/>
         <w:sz w:val="24"/>
         <w:szCs w:val="24"/>
-        <w:lang w:val="en-CH" w:eastAsia="en-US" w:bidi="ar-SA"/>
+        <w:lang w:eastAsia="en-US" w:bidi="ar-SA"/>
         <w14:ligatures w14:val="standardContextual"/>
       </w:rPr>
     </w:rPrDefault>
@@ -4064,15 +4046,15 @@
     <w:lsdException w:name="Unresolved Mention" w:semiHidden="1" w:unhideWhenUsed="1"/>
     <w:lsdException w:name="Smart Link" w:semiHidden="1" w:unhideWhenUsed="1"/>
   </w:latentStyles>
-  <w:style w:type="paragraph" w:default="1" w:styleId="Normal">
+  <w:style w:type="paragraph" w:default="1" w:styleId="Standard">
     <w:name w:val="Normal"/>
     <w:qFormat/>
   </w:style>
-  <w:style w:type="paragraph" w:styleId="Heading1">
+  <w:style w:type="paragraph" w:styleId="berschrift1">
     <w:name w:val="heading 1"/>
-    <w:basedOn w:val="Normal"/>
-    <w:next w:val="Normal"/>
-    <w:link w:val="Heading1Char"/>
+    <w:basedOn w:val="Standard"/>
+    <w:next w:val="Standard"/>
+    <w:link w:val="berschrift1Zchn"/>
     <w:uiPriority w:val="9"/>
     <w:qFormat/>
     <w:rsid w:val="00E56932"/>
@@ -4089,11 +4071,11 @@
       <w:szCs w:val="40"/>
     </w:rPr>
   </w:style>
-  <w:style w:type="paragraph" w:styleId="Heading2">
+  <w:style w:type="paragraph" w:styleId="berschrift2">
     <w:name w:val="heading 2"/>
-    <w:basedOn w:val="Normal"/>
-    <w:next w:val="Normal"/>
-    <w:link w:val="Heading2Char"/>
+    <w:basedOn w:val="Standard"/>
+    <w:next w:val="Standard"/>
+    <w:link w:val="berschrift2Zchn"/>
     <w:uiPriority w:val="9"/>
     <w:semiHidden/>
     <w:unhideWhenUsed/>
@@ -4112,11 +4094,11 @@
       <w:szCs w:val="32"/>
     </w:rPr>
   </w:style>
-  <w:style w:type="paragraph" w:styleId="Heading3">
+  <w:style w:type="paragraph" w:styleId="berschrift3">
     <w:name w:val="heading 3"/>
-    <w:basedOn w:val="Normal"/>
-    <w:next w:val="Normal"/>
-    <w:link w:val="Heading3Char"/>
+    <w:basedOn w:val="Standard"/>
+    <w:next w:val="Standard"/>
+    <w:link w:val="berschrift3Zchn"/>
     <w:uiPriority w:val="9"/>
     <w:semiHidden/>
     <w:unhideWhenUsed/>
@@ -4135,11 +4117,11 @@
       <w:szCs w:val="28"/>
     </w:rPr>
   </w:style>
-  <w:style w:type="paragraph" w:styleId="Heading4">
+  <w:style w:type="paragraph" w:styleId="berschrift4">
     <w:name w:val="heading 4"/>
-    <w:basedOn w:val="Normal"/>
-    <w:next w:val="Normal"/>
-    <w:link w:val="Heading4Char"/>
+    <w:basedOn w:val="Standard"/>
+    <w:next w:val="Standard"/>
+    <w:link w:val="berschrift4Zchn"/>
     <w:uiPriority w:val="9"/>
     <w:semiHidden/>
     <w:unhideWhenUsed/>
@@ -4158,11 +4140,11 @@
       <w:color w:val="0F4761" w:themeColor="accent1" w:themeShade="BF"/>
     </w:rPr>
   </w:style>
-  <w:style w:type="paragraph" w:styleId="Heading5">
+  <w:style w:type="paragraph" w:styleId="berschrift5">
     <w:name w:val="heading 5"/>
-    <w:basedOn w:val="Normal"/>
-    <w:next w:val="Normal"/>
-    <w:link w:val="Heading5Char"/>
+    <w:basedOn w:val="Standard"/>
+    <w:next w:val="Standard"/>
+    <w:link w:val="berschrift5Zchn"/>
     <w:uiPriority w:val="9"/>
     <w:semiHidden/>
     <w:unhideWhenUsed/>
@@ -4179,11 +4161,11 @@
       <w:color w:val="0F4761" w:themeColor="accent1" w:themeShade="BF"/>
     </w:rPr>
   </w:style>
-  <w:style w:type="paragraph" w:styleId="Heading6">
+  <w:style w:type="paragraph" w:styleId="berschrift6">
     <w:name w:val="heading 6"/>
-    <w:basedOn w:val="Normal"/>
-    <w:next w:val="Normal"/>
-    <w:link w:val="Heading6Char"/>
+    <w:basedOn w:val="Standard"/>
+    <w:next w:val="Standard"/>
+    <w:link w:val="berschrift6Zchn"/>
     <w:uiPriority w:val="9"/>
     <w:semiHidden/>
     <w:unhideWhenUsed/>
@@ -4202,11 +4184,11 @@
       <w:color w:val="595959" w:themeColor="text1" w:themeTint="A6"/>
     </w:rPr>
   </w:style>
-  <w:style w:type="paragraph" w:styleId="Heading7">
+  <w:style w:type="paragraph" w:styleId="berschrift7">
     <w:name w:val="heading 7"/>
-    <w:basedOn w:val="Normal"/>
-    <w:next w:val="Normal"/>
-    <w:link w:val="Heading7Char"/>
+    <w:basedOn w:val="Standard"/>
+    <w:next w:val="Standard"/>
+    <w:link w:val="berschrift7Zchn"/>
     <w:uiPriority w:val="9"/>
     <w:semiHidden/>
     <w:unhideWhenUsed/>
@@ -4223,11 +4205,11 @@
       <w:color w:val="595959" w:themeColor="text1" w:themeTint="A6"/>
     </w:rPr>
   </w:style>
-  <w:style w:type="paragraph" w:styleId="Heading8">
+  <w:style w:type="paragraph" w:styleId="berschrift8">
     <w:name w:val="heading 8"/>
-    <w:basedOn w:val="Normal"/>
-    <w:next w:val="Normal"/>
-    <w:link w:val="Heading8Char"/>
+    <w:basedOn w:val="Standard"/>
+    <w:next w:val="Standard"/>
+    <w:link w:val="berschrift8Zchn"/>
     <w:uiPriority w:val="9"/>
     <w:semiHidden/>
     <w:unhideWhenUsed/>
@@ -4246,11 +4228,11 @@
       <w:color w:val="272727" w:themeColor="text1" w:themeTint="D8"/>
     </w:rPr>
   </w:style>
-  <w:style w:type="paragraph" w:styleId="Heading9">
+  <w:style w:type="paragraph" w:styleId="berschrift9">
     <w:name w:val="heading 9"/>
-    <w:basedOn w:val="Normal"/>
-    <w:next w:val="Normal"/>
-    <w:link w:val="Heading9Char"/>
+    <w:basedOn w:val="Standard"/>
+    <w:next w:val="Standard"/>
+    <w:link w:val="berschrift9Zchn"/>
     <w:uiPriority w:val="9"/>
     <w:semiHidden/>
     <w:unhideWhenUsed/>
@@ -4267,12 +4249,12 @@
       <w:color w:val="272727" w:themeColor="text1" w:themeTint="D8"/>
     </w:rPr>
   </w:style>
-  <w:style w:type="character" w:default="1" w:styleId="DefaultParagraphFont">
+  <w:style w:type="character" w:default="1" w:styleId="Absatz-Standardschriftart">
     <w:name w:val="Default Paragraph Font"/>
     <w:uiPriority w:val="1"/>
     <w:unhideWhenUsed/>
   </w:style>
-  <w:style w:type="table" w:default="1" w:styleId="TableNormal">
+  <w:style w:type="table" w:default="1" w:styleId="NormaleTabelle">
     <w:name w:val="Normal Table"/>
     <w:uiPriority w:val="99"/>
     <w:semiHidden/>
@@ -4287,16 +4269,16 @@
       </w:tblCellMar>
     </w:tblPr>
   </w:style>
-  <w:style w:type="numbering" w:default="1" w:styleId="NoList">
+  <w:style w:type="numbering" w:default="1" w:styleId="KeineListe">
     <w:name w:val="No List"/>
     <w:uiPriority w:val="99"/>
     <w:semiHidden/>
     <w:unhideWhenUsed/>
   </w:style>
-  <w:style w:type="character" w:customStyle="1" w:styleId="Heading1Char">
-    <w:name w:val="Heading 1 Char"/>
-    <w:basedOn w:val="DefaultParagraphFont"/>
-    <w:link w:val="Heading1"/>
+  <w:style w:type="character" w:customStyle="1" w:styleId="berschrift1Zchn">
+    <w:name w:val="Überschrift 1 Zchn"/>
+    <w:basedOn w:val="Absatz-Standardschriftart"/>
+    <w:link w:val="berschrift1"/>
     <w:uiPriority w:val="9"/>
     <w:rsid w:val="00E56932"/>
     <w:rPr>
@@ -4306,10 +4288,10 @@
       <w:szCs w:val="40"/>
     </w:rPr>
   </w:style>
-  <w:style w:type="character" w:customStyle="1" w:styleId="Heading2Char">
-    <w:name w:val="Heading 2 Char"/>
-    <w:basedOn w:val="DefaultParagraphFont"/>
-    <w:link w:val="Heading2"/>
+  <w:style w:type="character" w:customStyle="1" w:styleId="berschrift2Zchn">
+    <w:name w:val="Überschrift 2 Zchn"/>
+    <w:basedOn w:val="Absatz-Standardschriftart"/>
+    <w:link w:val="berschrift2"/>
     <w:uiPriority w:val="9"/>
     <w:semiHidden/>
     <w:rsid w:val="00E56932"/>
@@ -4320,10 +4302,10 @@
       <w:szCs w:val="32"/>
     </w:rPr>
   </w:style>
-  <w:style w:type="character" w:customStyle="1" w:styleId="Heading3Char">
-    <w:name w:val="Heading 3 Char"/>
-    <w:basedOn w:val="DefaultParagraphFont"/>
-    <w:link w:val="Heading3"/>
+  <w:style w:type="character" w:customStyle="1" w:styleId="berschrift3Zchn">
+    <w:name w:val="Überschrift 3 Zchn"/>
+    <w:basedOn w:val="Absatz-Standardschriftart"/>
+    <w:link w:val="berschrift3"/>
     <w:uiPriority w:val="9"/>
     <w:semiHidden/>
     <w:rsid w:val="00E56932"/>
@@ -4334,10 +4316,10 @@
       <w:szCs w:val="28"/>
     </w:rPr>
   </w:style>
-  <w:style w:type="character" w:customStyle="1" w:styleId="Heading4Char">
-    <w:name w:val="Heading 4 Char"/>
-    <w:basedOn w:val="DefaultParagraphFont"/>
-    <w:link w:val="Heading4"/>
+  <w:style w:type="character" w:customStyle="1" w:styleId="berschrift4Zchn">
+    <w:name w:val="Überschrift 4 Zchn"/>
+    <w:basedOn w:val="Absatz-Standardschriftart"/>
+    <w:link w:val="berschrift4"/>
     <w:uiPriority w:val="9"/>
     <w:semiHidden/>
     <w:rsid w:val="00E56932"/>
@@ -4348,10 +4330,10 @@
       <w:color w:val="0F4761" w:themeColor="accent1" w:themeShade="BF"/>
     </w:rPr>
   </w:style>
-  <w:style w:type="character" w:customStyle="1" w:styleId="Heading5Char">
-    <w:name w:val="Heading 5 Char"/>
-    <w:basedOn w:val="DefaultParagraphFont"/>
-    <w:link w:val="Heading5"/>
+  <w:style w:type="character" w:customStyle="1" w:styleId="berschrift5Zchn">
+    <w:name w:val="Überschrift 5 Zchn"/>
+    <w:basedOn w:val="Absatz-Standardschriftart"/>
+    <w:link w:val="berschrift5"/>
     <w:uiPriority w:val="9"/>
     <w:semiHidden/>
     <w:rsid w:val="00E56932"/>
@@ -4360,10 +4342,10 @@
       <w:color w:val="0F4761" w:themeColor="accent1" w:themeShade="BF"/>
     </w:rPr>
   </w:style>
-  <w:style w:type="character" w:customStyle="1" w:styleId="Heading6Char">
-    <w:name w:val="Heading 6 Char"/>
-    <w:basedOn w:val="DefaultParagraphFont"/>
-    <w:link w:val="Heading6"/>
+  <w:style w:type="character" w:customStyle="1" w:styleId="berschrift6Zchn">
+    <w:name w:val="Überschrift 6 Zchn"/>
+    <w:basedOn w:val="Absatz-Standardschriftart"/>
+    <w:link w:val="berschrift6"/>
     <w:uiPriority w:val="9"/>
     <w:semiHidden/>
     <w:rsid w:val="00E56932"/>
@@ -4374,10 +4356,10 @@
       <w:color w:val="595959" w:themeColor="text1" w:themeTint="A6"/>
     </w:rPr>
   </w:style>
-  <w:style w:type="character" w:customStyle="1" w:styleId="Heading7Char">
-    <w:name w:val="Heading 7 Char"/>
-    <w:basedOn w:val="DefaultParagraphFont"/>
-    <w:link w:val="Heading7"/>
+  <w:style w:type="character" w:customStyle="1" w:styleId="berschrift7Zchn">
+    <w:name w:val="Überschrift 7 Zchn"/>
+    <w:basedOn w:val="Absatz-Standardschriftart"/>
+    <w:link w:val="berschrift7"/>
     <w:uiPriority w:val="9"/>
     <w:semiHidden/>
     <w:rsid w:val="00E56932"/>
@@ -4386,10 +4368,10 @@
       <w:color w:val="595959" w:themeColor="text1" w:themeTint="A6"/>
     </w:rPr>
   </w:style>
-  <w:style w:type="character" w:customStyle="1" w:styleId="Heading8Char">
-    <w:name w:val="Heading 8 Char"/>
-    <w:basedOn w:val="DefaultParagraphFont"/>
-    <w:link w:val="Heading8"/>
+  <w:style w:type="character" w:customStyle="1" w:styleId="berschrift8Zchn">
+    <w:name w:val="Überschrift 8 Zchn"/>
+    <w:basedOn w:val="Absatz-Standardschriftart"/>
+    <w:link w:val="berschrift8"/>
     <w:uiPriority w:val="9"/>
     <w:semiHidden/>
     <w:rsid w:val="00E56932"/>
@@ -4400,10 +4382,10 @@
       <w:color w:val="272727" w:themeColor="text1" w:themeTint="D8"/>
     </w:rPr>
   </w:style>
-  <w:style w:type="character" w:customStyle="1" w:styleId="Heading9Char">
-    <w:name w:val="Heading 9 Char"/>
-    <w:basedOn w:val="DefaultParagraphFont"/>
-    <w:link w:val="Heading9"/>
+  <w:style w:type="character" w:customStyle="1" w:styleId="berschrift9Zchn">
+    <w:name w:val="Überschrift 9 Zchn"/>
+    <w:basedOn w:val="Absatz-Standardschriftart"/>
+    <w:link w:val="berschrift9"/>
     <w:uiPriority w:val="9"/>
     <w:semiHidden/>
     <w:rsid w:val="00E56932"/>
@@ -4412,11 +4394,11 @@
       <w:color w:val="272727" w:themeColor="text1" w:themeTint="D8"/>
     </w:rPr>
   </w:style>
-  <w:style w:type="paragraph" w:styleId="Title">
+  <w:style w:type="paragraph" w:styleId="Titel">
     <w:name w:val="Title"/>
-    <w:basedOn w:val="Normal"/>
-    <w:next w:val="Normal"/>
-    <w:link w:val="TitleChar"/>
+    <w:basedOn w:val="Standard"/>
+    <w:next w:val="Standard"/>
+    <w:link w:val="TitelZchn"/>
     <w:uiPriority w:val="10"/>
     <w:qFormat/>
     <w:rsid w:val="00E56932"/>
@@ -4432,10 +4414,10 @@
       <w:szCs w:val="56"/>
     </w:rPr>
   </w:style>
-  <w:style w:type="character" w:customStyle="1" w:styleId="TitleChar">
-    <w:name w:val="Title Char"/>
-    <w:basedOn w:val="DefaultParagraphFont"/>
-    <w:link w:val="Title"/>
+  <w:style w:type="character" w:customStyle="1" w:styleId="TitelZchn">
+    <w:name w:val="Titel Zchn"/>
+    <w:basedOn w:val="Absatz-Standardschriftart"/>
+    <w:link w:val="Titel"/>
     <w:uiPriority w:val="10"/>
     <w:rsid w:val="00E56932"/>
     <w:rPr>
@@ -4446,11 +4428,11 @@
       <w:szCs w:val="56"/>
     </w:rPr>
   </w:style>
-  <w:style w:type="paragraph" w:styleId="Subtitle">
+  <w:style w:type="paragraph" w:styleId="Untertitel">
     <w:name w:val="Subtitle"/>
-    <w:basedOn w:val="Normal"/>
-    <w:next w:val="Normal"/>
-    <w:link w:val="SubtitleChar"/>
+    <w:basedOn w:val="Standard"/>
+    <w:next w:val="Standard"/>
+    <w:link w:val="UntertitelZchn"/>
     <w:uiPriority w:val="11"/>
     <w:qFormat/>
     <w:rsid w:val="00E56932"/>
@@ -4467,10 +4449,10 @@
       <w:szCs w:val="28"/>
     </w:rPr>
   </w:style>
-  <w:style w:type="character" w:customStyle="1" w:styleId="SubtitleChar">
-    <w:name w:val="Subtitle Char"/>
-    <w:basedOn w:val="DefaultParagraphFont"/>
-    <w:link w:val="Subtitle"/>
+  <w:style w:type="character" w:customStyle="1" w:styleId="UntertitelZchn">
+    <w:name w:val="Untertitel Zchn"/>
+    <w:basedOn w:val="Absatz-Standardschriftart"/>
+    <w:link w:val="Untertitel"/>
     <w:uiPriority w:val="11"/>
     <w:rsid w:val="00E56932"/>
     <w:rPr>
@@ -4481,11 +4463,11 @@
       <w:szCs w:val="28"/>
     </w:rPr>
   </w:style>
-  <w:style w:type="paragraph" w:styleId="Quote">
+  <w:style w:type="paragraph" w:styleId="Zitat">
     <w:name w:val="Quote"/>
-    <w:basedOn w:val="Normal"/>
-    <w:next w:val="Normal"/>
-    <w:link w:val="QuoteChar"/>
+    <w:basedOn w:val="Standard"/>
+    <w:next w:val="Standard"/>
+    <w:link w:val="ZitatZchn"/>
     <w:uiPriority w:val="29"/>
     <w:qFormat/>
     <w:rsid w:val="00E56932"/>
@@ -4499,10 +4481,10 @@
       <w:color w:val="404040" w:themeColor="text1" w:themeTint="BF"/>
     </w:rPr>
   </w:style>
-  <w:style w:type="character" w:customStyle="1" w:styleId="QuoteChar">
-    <w:name w:val="Quote Char"/>
-    <w:basedOn w:val="DefaultParagraphFont"/>
-    <w:link w:val="Quote"/>
+  <w:style w:type="character" w:customStyle="1" w:styleId="ZitatZchn">
+    <w:name w:val="Zitat Zchn"/>
+    <w:basedOn w:val="Absatz-Standardschriftart"/>
+    <w:link w:val="Zitat"/>
     <w:uiPriority w:val="29"/>
     <w:rsid w:val="00E56932"/>
     <w:rPr>
@@ -4511,9 +4493,9 @@
       <w:color w:val="404040" w:themeColor="text1" w:themeTint="BF"/>
     </w:rPr>
   </w:style>
-  <w:style w:type="paragraph" w:styleId="ListParagraph">
+  <w:style w:type="paragraph" w:styleId="Listenabsatz">
     <w:name w:val="List Paragraph"/>
-    <w:basedOn w:val="Normal"/>
+    <w:basedOn w:val="Standard"/>
     <w:uiPriority w:val="34"/>
     <w:qFormat/>
     <w:rsid w:val="00E56932"/>
@@ -4522,9 +4504,9 @@
       <w:contextualSpacing/>
     </w:pPr>
   </w:style>
-  <w:style w:type="character" w:styleId="IntenseEmphasis">
+  <w:style w:type="character" w:styleId="IntensiveHervorhebung">
     <w:name w:val="Intense Emphasis"/>
-    <w:basedOn w:val="DefaultParagraphFont"/>
+    <w:basedOn w:val="Absatz-Standardschriftart"/>
     <w:uiPriority w:val="21"/>
     <w:qFormat/>
     <w:rsid w:val="00E56932"/>
@@ -4534,11 +4516,11 @@
       <w:color w:val="0F4761" w:themeColor="accent1" w:themeShade="BF"/>
     </w:rPr>
   </w:style>
-  <w:style w:type="paragraph" w:styleId="IntenseQuote">
+  <w:style w:type="paragraph" w:styleId="IntensivesZitat">
     <w:name w:val="Intense Quote"/>
-    <w:basedOn w:val="Normal"/>
-    <w:next w:val="Normal"/>
-    <w:link w:val="IntenseQuoteChar"/>
+    <w:basedOn w:val="Standard"/>
+    <w:next w:val="Standard"/>
+    <w:link w:val="IntensivesZitatZchn"/>
     <w:uiPriority w:val="30"/>
     <w:qFormat/>
     <w:rsid w:val="00E56932"/>
@@ -4557,10 +4539,10 @@
       <w:color w:val="0F4761" w:themeColor="accent1" w:themeShade="BF"/>
     </w:rPr>
   </w:style>
-  <w:style w:type="character" w:customStyle="1" w:styleId="IntenseQuoteChar">
-    <w:name w:val="Intense Quote Char"/>
-    <w:basedOn w:val="DefaultParagraphFont"/>
-    <w:link w:val="IntenseQuote"/>
+  <w:style w:type="character" w:customStyle="1" w:styleId="IntensivesZitatZchn">
+    <w:name w:val="Intensives Zitat Zchn"/>
+    <w:basedOn w:val="Absatz-Standardschriftart"/>
+    <w:link w:val="IntensivesZitat"/>
     <w:uiPriority w:val="30"/>
     <w:rsid w:val="00E56932"/>
     <w:rPr>
@@ -4569,9 +4551,9 @@
       <w:color w:val="0F4761" w:themeColor="accent1" w:themeShade="BF"/>
     </w:rPr>
   </w:style>
-  <w:style w:type="character" w:styleId="IntenseReference">
+  <w:style w:type="character" w:styleId="IntensiverVerweis">
     <w:name w:val="Intense Reference"/>
-    <w:basedOn w:val="DefaultParagraphFont"/>
+    <w:basedOn w:val="Absatz-Standardschriftart"/>
     <w:uiPriority w:val="32"/>
     <w:qFormat/>
     <w:rsid w:val="00E56932"/>
@@ -4583,9 +4565,9 @@
       <w:spacing w:val="5"/>
     </w:rPr>
   </w:style>
-  <w:style w:type="table" w:styleId="PlainTable2">
+  <w:style w:type="table" w:styleId="EinfacheTabelle2">
     <w:name w:val="Plain Table 2"/>
-    <w:basedOn w:val="TableNormal"/>
+    <w:basedOn w:val="NormaleTabelle"/>
     <w:uiPriority w:val="42"/>
     <w:rsid w:val="003603F1"/>
     <w:pPr>
@@ -4663,10 +4645,10 @@
       </w:tcPr>
     </w:tblStylePr>
   </w:style>
-  <w:style w:type="paragraph" w:styleId="Header">
+  <w:style w:type="paragraph" w:styleId="Kopfzeile">
     <w:name w:val="header"/>
-    <w:basedOn w:val="Normal"/>
-    <w:link w:val="HeaderChar"/>
+    <w:basedOn w:val="Standard"/>
+    <w:link w:val="KopfzeileZchn"/>
     <w:uiPriority w:val="99"/>
     <w:unhideWhenUsed/>
     <w:rsid w:val="004D76A2"/>
@@ -4678,17 +4660,17 @@
       <w:spacing w:after="0" w:line="240" w:lineRule="auto"/>
     </w:pPr>
   </w:style>
-  <w:style w:type="character" w:customStyle="1" w:styleId="HeaderChar">
-    <w:name w:val="Header Char"/>
-    <w:basedOn w:val="DefaultParagraphFont"/>
-    <w:link w:val="Header"/>
+  <w:style w:type="character" w:customStyle="1" w:styleId="KopfzeileZchn">
+    <w:name w:val="Kopfzeile Zchn"/>
+    <w:basedOn w:val="Absatz-Standardschriftart"/>
+    <w:link w:val="Kopfzeile"/>
     <w:uiPriority w:val="99"/>
     <w:rsid w:val="004D76A2"/>
   </w:style>
-  <w:style w:type="paragraph" w:styleId="Footer">
+  <w:style w:type="paragraph" w:styleId="Fuzeile">
     <w:name w:val="footer"/>
-    <w:basedOn w:val="Normal"/>
-    <w:link w:val="FooterChar"/>
+    <w:basedOn w:val="Standard"/>
+    <w:link w:val="FuzeileZchn"/>
     <w:uiPriority w:val="99"/>
     <w:unhideWhenUsed/>
     <w:rsid w:val="004D76A2"/>
@@ -4700,16 +4682,16 @@
       <w:spacing w:after="0" w:line="240" w:lineRule="auto"/>
     </w:pPr>
   </w:style>
-  <w:style w:type="character" w:customStyle="1" w:styleId="FooterChar">
-    <w:name w:val="Footer Char"/>
-    <w:basedOn w:val="DefaultParagraphFont"/>
-    <w:link w:val="Footer"/>
+  <w:style w:type="character" w:customStyle="1" w:styleId="FuzeileZchn">
+    <w:name w:val="Fußzeile Zchn"/>
+    <w:basedOn w:val="Absatz-Standardschriftart"/>
+    <w:link w:val="Fuzeile"/>
     <w:uiPriority w:val="99"/>
     <w:rsid w:val="004D76A2"/>
   </w:style>
   <w:style w:type="character" w:styleId="Hyperlink">
     <w:name w:val="Hyperlink"/>
-    <w:basedOn w:val="DefaultParagraphFont"/>
+    <w:basedOn w:val="Absatz-Standardschriftart"/>
     <w:uiPriority w:val="99"/>
     <w:unhideWhenUsed/>
     <w:rsid w:val="00906110"/>
@@ -4718,9 +4700,9 @@
       <w:u w:val="single"/>
     </w:rPr>
   </w:style>
-  <w:style w:type="character" w:styleId="UnresolvedMention">
+  <w:style w:type="character" w:styleId="NichtaufgelsteErwhnung">
     <w:name w:val="Unresolved Mention"/>
-    <w:basedOn w:val="DefaultParagraphFont"/>
+    <w:basedOn w:val="Absatz-Standardschriftart"/>
     <w:uiPriority w:val="99"/>
     <w:semiHidden/>
     <w:unhideWhenUsed/>
@@ -4728,6 +4710,25 @@
     <w:rPr>
       <w:color w:val="605E5C"/>
       <w:shd w:val="clear" w:color="auto" w:fill="E1DFDD"/>
+    </w:rPr>
+  </w:style>
+  <w:style w:type="paragraph" w:styleId="Beschriftung">
+    <w:name w:val="caption"/>
+    <w:basedOn w:val="Standard"/>
+    <w:next w:val="Standard"/>
+    <w:uiPriority w:val="35"/>
+    <w:unhideWhenUsed/>
+    <w:qFormat/>
+    <w:rsid w:val="00376EAB"/>
+    <w:pPr>
+      <w:spacing w:after="200" w:line="240" w:lineRule="auto"/>
+    </w:pPr>
+    <w:rPr>
+      <w:i/>
+      <w:iCs/>
+      <w:color w:val="0E2841" w:themeColor="text2"/>
+      <w:sz w:val="18"/>
+      <w:szCs w:val="18"/>
     </w:rPr>
   </w:style>
 </w:styles>
@@ -5026,4 +5027,16 @@
     </a:ext>
   </a:extLst>
 </a:theme>
+</file>
+
+<file path=customXml/item1.xml><?xml version="1.0" encoding="utf-8"?>
+<b:Sources xmlns:b="http://schemas.openxmlformats.org/officeDocument/2006/bibliography" xmlns="http://schemas.openxmlformats.org/officeDocument/2006/bibliography" SelectedStyle="\APASixthEditionOfficeOnline.xsl" StyleName="APA" Version="6"/>
+</file>
+
+<file path=customXml/itemProps1.xml><?xml version="1.0" encoding="utf-8"?>
+<ds:datastoreItem xmlns:ds="http://schemas.openxmlformats.org/officeDocument/2006/customXml" ds:itemID="{B6C27461-F311-454D-9B39-B65DB565EB72}">
+  <ds:schemaRefs>
+    <ds:schemaRef ds:uri="http://schemas.openxmlformats.org/officeDocument/2006/bibliography"/>
+  </ds:schemaRefs>
+</ds:datastoreItem>
 </file>